--- a/docs/jiangao/《女装设计III》第06周_中国大陆课堂完整讲稿_中文.docx
+++ b/docs/jiangao/《女装设计III》第06周_中国大陆课堂完整讲稿_中文.docx
@@ -166,7 +166,7 @@
         <w:pStyle w:val="SpokenText"/>
       </w:pPr>
       <w:r>
-        <w:t>请把上周带来的三样摊在桌上：分解板、三个家族的说明、六个立体测试的记录照片。第05周离堂句里写的“第06周我要先改变什么，同时保持什么不变”，现在把那两个空抄到今天第一页。</w:t>
+        <w:t>请把上周带来的三样摊在桌上：分解板、三个家族的说明、六个立体测试的记录照片。第05周一句话小结里写的“第06周我要先改变什么，同时保持什么不变”，现在把那两个空抄到今天第一页。</w:t>
       </w:r>
     </w:p>
     <w:p>
@@ -174,7 +174,7 @@
         <w:pStyle w:val="SpokenText"/>
       </w:pPr>
       <w:r>
-        <w:t>今天有一个术语要统一。上周你们写的“不变项”，本周叫“**不变条件**”。这是同一件事，换了工作位置：上周它是“提取时不能丢的东西”，本周它是“改变时不能破坏的东西”。今天全程使用“不变条件”这个说法。</w:t>
+        <w:t>今天有一个术语要统一。上周你们写的“不变项”，这周叫“**不变条件**”。这是同一件事，换了工作位置：上周它是“提取时不能丢的东西”，这周它是“改变时不能破坏的东西”。今天全程用“不变条件”这个说法。</w:t>
       </w:r>
     </w:p>
     <w:p>
@@ -460,7 +460,7 @@
               <w:rPr>
                 <w:sz w:val="18"/>
               </w:rPr>
-              <w:t>把离堂句的两个空抄到第一页</w:t>
+              <w:t>把一句话小结的两个空抄到第一页</w:t>
             </w:r>
           </w:p>
         </w:tc>
@@ -708,7 +708,7 @@
               <w:rPr>
                 <w:sz w:val="18"/>
               </w:rPr>
-              <w:t>第1课时实作：15分钟完成12个二维变体</w:t>
+              <w:t>第1课时实操：15分钟完成12个二维变体</w:t>
             </w:r>
           </w:p>
         </w:tc>
@@ -920,7 +920,7 @@
               <w:rPr>
                 <w:sz w:val="18"/>
               </w:rPr>
-              <w:t>第2课时实作：20分钟完成3个立体测试</w:t>
+              <w:t>第2课时实操：20分钟完成3个立体测试</w:t>
             </w:r>
           </w:p>
         </w:tc>
@@ -1026,7 +1026,7 @@
               <w:rPr>
                 <w:sz w:val="18"/>
               </w:rPr>
-              <w:t>第07周预告与离堂句</w:t>
+              <w:t>第07周预告与一句话小结</w:t>
             </w:r>
           </w:p>
         </w:tc>
@@ -1043,7 +1043,7 @@
               <w:rPr>
                 <w:sz w:val="18"/>
               </w:rPr>
-              <w:t>写离堂句并提交</w:t>
+              <w:t>写一句话小结并提交</w:t>
             </w:r>
           </w:p>
         </w:tc>
@@ -1185,7 +1185,7 @@
         <w:pStyle w:val="SpokenText"/>
       </w:pPr>
       <w:r>
-        <w:t>同学们，今天这句话是本周的全部内容：变形不是装饰增加，而是有规则地改变元素。</w:t>
+        <w:t>同学们，今天这句话是这周的全部内容：变形不是装饰增加，而是有规则地改变元素。</w:t>
       </w:r>
     </w:p>
     <w:p>
@@ -1294,7 +1294,7 @@
         <w:pStyle w:val="SpokenText"/>
       </w:pPr>
       <w:r>
-        <w:t>第五到第八周是提取与验证阶段。上周提取元素，本周变形，第七周做春夏系列策划第一版，第八周是Gate 2白坯布样与中期评审。</w:t>
+        <w:t>第五到第八周是提取和验证阶段。上周提取元素，这周变形，第七周做春夏系列策划第一版，第八周是Gate 2白坯样衣和中期评审。</w:t>
       </w:r>
     </w:p>
     <w:p>
@@ -1411,7 +1411,7 @@
         <w:pStyle w:val="SpokenText"/>
       </w:pPr>
       <w:r>
-        <w:t>第二步，变形：使用可命名的二维、三维与材料操作，形成十二个可追踪的变体。“可命名”的意思是——你要说得出用了哪个动作，不能说“就这样改了改”。</w:t>
+        <w:t>第二步，变形：用可命名的二维、三维和材料操作，形成十二个可追踪的变体。“可命名”的意思是——你要说得出用了哪个动作，不能说“就这样改了改”。</w:t>
       </w:r>
     </w:p>
     <w:p>
@@ -1419,7 +1419,7 @@
         <w:pStyle w:val="SpokenText"/>
       </w:pPr>
       <w:r>
-        <w:t>第三步，比较：统一尺度并列，给每个方案标注“改变项／保留项”。第四步，归类：从十二个结果中筛选三组方向，明确每组的共同规则与差异范围。</w:t>
+        <w:t>第三步，比较：统一尺度并列，给每个方案标注“改变项／保留项”。第四步，归类：从十二个结果中筛选三组方向，明确每组的共同规则和差异范围。</w:t>
       </w:r>
     </w:p>
     <w:p>
@@ -1626,7 +1626,7 @@
               <w:rPr>
                 <w:sz w:val="19"/>
               </w:rPr>
-              <w:t>【教师动作｜不发言】 先做3分钟开场：摊开三样材料，抄写离堂句两个空。再讲对照表与术语对照。</w:t>
+              <w:t>【教师动作｜不发言】 先做3分钟开场：摊开三样材料，抄写一句话小结两个空。再讲对照表与术语对照。</w:t>
             </w:r>
           </w:p>
         </w:tc>
@@ -1654,7 +1654,7 @@
         <w:pStyle w:val="SpokenText"/>
       </w:pPr>
       <w:r>
-        <w:t>第05周离堂句写的是“第06周我要先改变什么，同时保持什么不变”。现在把那两个空抄到今天的第一页。今天全程只改变你写下的那一项。</w:t>
+        <w:t>第05周一句话小结写的是“第06周我要先改变什么，同时保持什么不变”。现在把那两个空抄到今天的第一页。今天全程只改变你写下的那一项。</w:t>
       </w:r>
     </w:p>
     <w:p>
@@ -1670,7 +1670,7 @@
         <w:pStyle w:val="SpokenText"/>
       </w:pPr>
       <w:r>
-        <w:t>上周的变量，也就是尺度、位置、数量、材料，今天进入矩阵的A接口位置、B连接方式、C变化强度。</w:t>
+        <w:t>上周的变量，也就是尺度、位置、数量、材料，今天进入矩阵的A触点位置、B连接方式、C变化强度。</w:t>
       </w:r>
     </w:p>
     <w:p>
@@ -1678,7 +1678,7 @@
         <w:pStyle w:val="SpokenText"/>
       </w:pPr>
       <w:r>
-        <w:t>上周四级分层里的“核心”，就是今天进入十二个变体的那一个元素。四级分层里的“辅助、语境、禁用”，本周不进入变形，留到第07周的产品角色。</w:t>
+        <w:t>上周四级分层里的“核心”，就是今天进入十二个变体的那一个元素。四级分层里的“辅助、语境、禁用”，这周不进入变形，留到第07周的产品角色。</w:t>
       </w:r>
     </w:p>
     <w:p>
@@ -1686,7 +1686,7 @@
         <w:pStyle w:val="SpokenText"/>
       </w:pPr>
       <w:r>
-        <w:t>术语对照只说一次：第05周的“不变项”等于本周的“不变条件”。本周统一使用“不变条件”；身份边界页里出现的“识别条件”是同一件事。</w:t>
+        <w:t>术语对照只说一次：第05周的“不变项”等于这周的“不变条件”。这周统一用“不变条件”；身份边界页里出现的“识别条件”是同一件事。</w:t>
       </w:r>
     </w:p>
     <w:p>
@@ -1804,7 +1804,7 @@
         <w:pStyle w:val="SpokenText"/>
       </w:pPr>
       <w:r>
-        <w:t>先观察这五套造型中反复出现的关系，再把观察改写成能够检查的句子。先看，不要先写。</w:t>
+        <w:t>先观察这五套造型中反复出现的关系，再把观察改写成能检查的句子。先看，不要先写。</w:t>
       </w:r>
     </w:p>
     <w:p>
@@ -1812,7 +1812,7 @@
         <w:pStyle w:val="SpokenText"/>
       </w:pPr>
       <w:r>
-        <w:t>共同识别A：高对比图形与装饰单元持续跨越衣身多个区域。共同识别B：外层结构从身体表面向外延伸，形成可见的层次与间距。允许变化的是：材料、位置、密度、体量与透明度。</w:t>
+        <w:t>共同识别A：高对比图形和装饰单元持续跨越衣身多个区域。共同识别B：外层结构从身体表面向外延伸，形成可见的层次和间距。允许变化的是：材料、位置、密度、体量和透明度。</w:t>
       </w:r>
     </w:p>
     <w:p>
@@ -1836,7 +1836,7 @@
         <w:pStyle w:val="SpokenText"/>
       </w:pPr>
       <w:r>
-        <w:t>请注意这些句子里没有形容词，只有位置和方向。“识别条件等于不变条件”——本页把“感觉上像同一个系列”改写成可以逐条检查的句子；后面的教师演示、预选与检查表统一称它为“不变条件”。</w:t>
+        <w:t>请注意这些句子里没有形容词，只有位置和方向。“识别条件等于不变条件”——本页把“感觉上像同一个系列”改写成可以逐条检查的句子；后面的教师演示、预选和检查表统一称它为“不变条件”。</w:t>
       </w:r>
     </w:p>
     <w:p>
@@ -1954,7 +1954,7 @@
         <w:pStyle w:val="SpokenText"/>
       </w:pPr>
       <w:r>
-        <w:t>AI这一步的原则是：同一轮只改变一个主变量；人物、视角、尺度与核心元素保持一致。</w:t>
+        <w:t>AI这一步的原则是：同一轮只改变一个主变量；人物、视角、尺度和核心元素保持一致。</w:t>
       </w:r>
     </w:p>
     <w:p>
@@ -1962,7 +1962,7 @@
         <w:pStyle w:val="SpokenText"/>
       </w:pPr>
       <w:r>
-        <w:t>A0人工基准：固定比较条件——原型、正面视角、A5尺度、材料假设与两条不变条件。这一步必须人工完成，不能跳过。</w:t>
+        <w:t>A0人工基准：固定比较条件——原型、正面视角、A5尺度、材料假设和两条不变条件。这一步必须人工完成，不能跳过。</w:t>
       </w:r>
     </w:p>
     <w:p>
@@ -1970,7 +1970,7 @@
         <w:pStyle w:val="SpokenText"/>
       </w:pPr>
       <w:r>
-        <w:t>A1候选生成：只改变一个变量，例如只改变肩部离体距离，四厘米、八厘米、十二厘米。A2同尺度比较：AI输出与手绘变体都放回同一身体模板，不比较画风。A3人工决定：保留、修订或淘汰，写明形式收益、结构风险与下一步材料测试。</w:t>
+        <w:t>A1候选生成：只改变一个变量，例如只改变肩部离体距离，四厘米、八厘米、十二厘米。A2同尺度比较：AI输出和手绘变体都放回同一身体模板，不比较画风。A3人工决定：保留、修订或淘汰，写明形式收益、结构风险和下一步材料测试。</w:t>
       </w:r>
     </w:p>
     <w:p>
@@ -1986,7 +1986,7 @@
         <w:pStyle w:val="SpokenText"/>
       </w:pPr>
       <w:r>
-        <w:t>必须记录的是：工具与完整提示词、A0图与本轮唯一变量、采用删除与人工修改理由。没有过程记录，就无法判断人工贡献。</w:t>
+        <w:t>必须记录的是：工具和完整提示词、A0图和本轮唯一变量、采用删除和人工修改理由。没有过程记录，就无法判断人工贡献。</w:t>
       </w:r>
     </w:p>
     <w:p>
@@ -1994,7 +1994,7 @@
         <w:pStyle w:val="SpokenText"/>
       </w:pPr>
       <w:r>
-        <w:t>禁止的是把漂移当设计。人物与姿态改变、镜头背景与光线改变、材料和服装结构同时改变——这三种都不能作为服装变形证据。</w:t>
+        <w:t>禁止的是把漂移当设计。人物和姿态改变、镜头背景和光线改变、材料和服装结构同时改变——这三种都不能作为服装变形证据。</w:t>
       </w:r>
     </w:p>
     <w:p>
@@ -2120,7 +2120,7 @@
         <w:pStyle w:val="SpokenText"/>
       </w:pPr>
       <w:r>
-        <w:t>关于这组图我要说明：它来自课程教学资料库，设计师、系列与年份待开课前核实后补注。所以我们只讨论可见的形式关系。</w:t>
+        <w:t>关于这组图我要说明：它来自课程教学资料库，设计师、系列和年份待开课前核实后补注。所以我们只讨论可见的形式关系。</w:t>
       </w:r>
     </w:p>
     <w:p>
@@ -2230,7 +2230,7 @@
         <w:pStyle w:val="SpokenText"/>
       </w:pPr>
       <w:r>
-        <w:t>这是东华大学的学生项目《开关》，以“成人／儿童状态切换”为共同命题，通过可变形女装发展过程方案与系列造型。来自学院官方公开资料。</w:t>
+        <w:t>这是东华大学的学生项目《开关》，以“成人／儿童状态切换”为共同命题，通过可变形女装发展过程方案和系列造型。来自学院官方公开资料。</w:t>
       </w:r>
     </w:p>
     <w:p>
@@ -2238,7 +2238,7 @@
         <w:pStyle w:val="SpokenText"/>
       </w:pPr>
       <w:r>
-        <w:t>第一步先固定身份条件：保持“开关”命题、黑粉色关系与可转换结构，使每套仍属于同一系列。</w:t>
+        <w:t>第一步先固定身份条件：保持“开关”命题、黑粉色关系和可转换结构，使每套仍属于同一系列。</w:t>
       </w:r>
     </w:p>
     <w:p>
@@ -2246,7 +2246,7 @@
         <w:pStyle w:val="SpokenText"/>
       </w:pPr>
       <w:r>
-        <w:t>第二步再改变可比较变量：依次改变比例、开合方式、部件位置与造型状态；避免每套同时更换全部逻辑。请注意“依次”两个字。</w:t>
+        <w:t>第二步再改变可比较变量：依次改变比例、开合方式、部件位置和造型状态；避免每套同时更换全部逻辑。请注意“依次”两个字。</w:t>
       </w:r>
     </w:p>
     <w:p>
@@ -2371,7 +2371,7 @@
         <w:pStyle w:val="SpokenText"/>
       </w:pPr>
       <w:r>
-        <w:t>方法分五步。第一，复制基础图：准备十二个相同人体、视角与尺度的简略模板。</w:t>
+        <w:t>方法分五步。第一，复制基础图：准备十二个相同人体、视角和尺度的简略模板。</w:t>
       </w:r>
     </w:p>
     <w:p>
@@ -2387,7 +2387,7 @@
         <w:pStyle w:val="SpokenText"/>
       </w:pPr>
       <w:r>
-        <w:t>第三，设置三种强度：每个动词分别尝试弱、中、强，形成十二张草图。第四，逐张标注：写清“操作加参数加识别条件”，不要用“更特别”这类模糊词。第五，圈选三个方向：检查轮廓、结构线、比例与细节，选出真正不同的三个家族。</w:t>
+        <w:t>第三，设置三种强度：每个动词分别尝试弱、中、强，形成十二张草图。第四，逐张标注：写清“操作加参数加识别条件”，不要用“更特别”这类模糊词。第五，圈选三个方向：检查轮廓、结构线、比例和细节，选出真正不同的三个家族。</w:t>
       </w:r>
     </w:p>
     <w:p>
@@ -2521,7 +2521,7 @@
         <w:pStyle w:val="SpokenText"/>
       </w:pPr>
       <w:r>
-        <w:t>五步：第一，选择三个纸面方向，三个方向必须属于不同家族。第二，统一材料与比例，使用同克重白坯布与同一人台。</w:t>
+        <w:t>五步：第一，选择三个纸面方向，三个方向必须属于不同家族。第二，统一材料和比例，用同克重白坯布和同一人台。</w:t>
       </w:r>
     </w:p>
     <w:p>
@@ -2529,7 +2529,7 @@
         <w:pStyle w:val="SpokenText"/>
       </w:pPr>
       <w:r>
-        <w:t>第三，固定加释放：标出肩、腰、胯等支点，再用剪开、插入或抽褶建立空间。第四，悬挂加动作测试：退后看正、侧、背面；再测试抬臂、转身、坐姿与步幅。第五，记录并淘汰：写清改变项、保留项和失败原因。</w:t>
+        <w:t>第三，固定加释放：标出肩、腰、胯等支点，再用剪开、插入或抽褶建立空间。第四，悬挂加动作测试：退后看正、侧、背面；再测试抬臂、转身、坐姿和步幅。第五，记录并淘汰：写清改变项、保留项和失败原因。</w:t>
       </w:r>
     </w:p>
     <w:p>
@@ -2655,7 +2655,7 @@
         <w:pStyle w:val="SpokenText"/>
       </w:pPr>
       <w:r>
-        <w:t>我先打开补充资料A2。这是同一系列的五种混成结构：西装乘半裙比例、夹克乘双层前襟、衬衫乘外套袖等等。观察重点不是“像什么”，而是“哪两种机制在哪里相接”。</w:t>
+        <w:t>我先打开补充资料A2。这是同一系列的五种混成结构：西装乘半裙比例、夹克乘双层前襟、衬衫乘外套袖等等。观察重点不是“像什么”，而是“哪两种原理在哪里相接”。</w:t>
       </w:r>
     </w:p>
     <w:p>
@@ -2663,7 +2663,7 @@
         <w:pStyle w:val="SpokenText"/>
       </w:pPr>
       <w:r>
-        <w:t>回到本页。原则是：先写结构机制，再画结果；一次只借入一种机制，只重组一个接口。</w:t>
+        <w:t>回到本页。原则是：先写结构原理，再画结果；一次只借入一种原理，只重组一个触点。</w:t>
       </w:r>
     </w:p>
     <w:p>
@@ -2671,7 +2671,7 @@
         <w:pStyle w:val="SpokenText"/>
       </w:pPr>
       <w:r>
-        <w:t>四步。第一，确定主导品类：写出负责主要轮廓与身体关系的品类，并标明必须保留的结构机制。第二，借入一种机制：从第二品类只借入领、袖、前襟、腰部或口袋中的一种，不搬运完整造型。</w:t>
+        <w:t>四步。第一，确定主导品类：写出负责主要轮廓和身体关系的品类，并标明必须保留的结构原理。第二，借入一种原理：从第二品类只借入领、袖、前襟、腰部或口袋中的一种，不搬运完整造型。</w:t>
       </w:r>
     </w:p>
     <w:p>
@@ -2679,7 +2679,7 @@
         <w:pStyle w:val="SpokenText"/>
       </w:pPr>
       <w:r>
-        <w:t>第三，画三个接口变体：只改变连接方式——固定、悬挂、穿插；身体模板、尺度与核心元素保持一致。第四，选择并说明：圈选一个方向，写出保留项、改变项、形式收益与下一步验证问题。</w:t>
+        <w:t>第三，画三个触点变体：只改变连接方式——固定、悬挂、穿插；身体模板、尺度和核心元素保持一致。第四，选择并说明：圈选一个方向，写出保留项、改变项、形式收益和下一步验证问题。</w:t>
       </w:r>
     </w:p>
     <w:p>
@@ -2695,7 +2695,7 @@
         <w:pStyle w:val="SpokenText"/>
       </w:pPr>
       <w:r>
-        <w:t>本页输出是一条品类混成句加三个接口缩略图。这三个方案就是矩阵的B1固定、B2悬挂、B3穿插；B4包覆由矩阵另行提供。</w:t>
+        <w:t>本页输出是一条品类混成句加三个触点缩略图。这三个方案就是矩阵的B1固定、B2悬挂、B3穿插；B4包覆由矩阵另行提供。</w:t>
       </w:r>
     </w:p>
     <w:p>
@@ -2712,7 +2712,7 @@
         <w:pStyle w:val="LectureBullet"/>
       </w:pPr>
       <w:r>
-        <w:t>• 请学生念出自己的混成句，教师检查“借入”的是不是只有一种机制。</w:t>
+        <w:t>• 请学生念出自己的混成句，教师检查“借入”的是不是只有一种原理。</w:t>
       </w:r>
     </w:p>
     <w:tbl>
@@ -2750,7 +2750,7 @@
         <w:pStyle w:val="SlideTitle"/>
       </w:pPr>
       <w:r>
-        <w:t>幻灯片 13｜扩量工具：锁定主导品类与核心元素，只改变结构接口</w:t>
+        <w:t>幻灯片 13｜扩量工具：锁定主导品类与核心元素，只改变结构触点</w:t>
       </w:r>
     </w:p>
     <w:p>
@@ -2805,7 +2805,7 @@
         <w:pStyle w:val="SpokenText"/>
       </w:pPr>
       <w:r>
-        <w:t>先看上面这条：本轮保持不变的有四项——核心元素、主导品类、人体模板、材料假设。这四项锁定之后，才谈变化。</w:t>
+        <w:t>先看上面这条：本轮保持不变的有四项——核心元素、主导品类、人体模板、材料假设。这四项锁定以后，才谈变化。</w:t>
       </w:r>
     </w:p>
     <w:p>
@@ -2813,7 +2813,7 @@
         <w:pStyle w:val="SpokenText"/>
       </w:pPr>
       <w:r>
-        <w:t>矩阵有三轴。A轴是接口位置，改变连接发生在哪里：A1肩部改变上半身重心与外轮廓，A2前中测试开合层次与视觉轴线，A3腰部控制比例收束与承重位置，A4下摆影响步幅垂坠与结束方式。A组的判断问题是：位置改变后，身体关系是否更清楚？</w:t>
+        <w:t>矩阵有三轴。A轴是触点位置，改变连接发生在哪里：A1肩部改变上半身重心和外轮廓，A2前中测试开合层次和视觉轴线，A3腰部控制比例收束和承重位置，A4下摆影响步幅垂坠和结束方式。A组的判断问题是：位置改变后，身体关系是否更清楚？</w:t>
       </w:r>
     </w:p>
     <w:p>
@@ -2821,7 +2821,7 @@
         <w:pStyle w:val="SpokenText"/>
       </w:pPr>
       <w:r>
-        <w:t>B轴是连接方式：B1固定以明确支点控制接口与体积，B2悬挂让重量与垂直方向形成关系，B3穿插改变内外层级与穿过路径，B4包覆用覆盖关系控制开合与体量。B组的判断问题是：接口是否同时解决连接、开合与承重？</w:t>
+        <w:t>B轴是连接方式：B1固定以明确支点控制触点和体积，B2悬挂让重量和垂直方向形成关系，B3穿插改变内外层级和穿过路径，B4包覆用覆盖关系控制开合和体量。B组的判断问题是：触点是否同时解决连接、开合和承重？</w:t>
       </w:r>
     </w:p>
     <w:p>
@@ -2829,7 +2829,7 @@
         <w:pStyle w:val="SpokenText"/>
       </w:pPr>
       <w:r>
-        <w:t>C轴是变化强度：C1轻度接口局部可见，C2中度两种结构关系清楚可辨，C3强度接口成为系列的主视觉关系，C4边界测试逼近身份、动作或制作失效点。C组的判断问题是：强度增加后，核心身份从哪里开始消失？</w:t>
+        <w:t>C轴是变化强度：C1轻度触点局部可见，C2中度两种结构关系清楚可辨，C3强度触点成为系列的主视觉关系，C4边界测试逼近身份、动作或制作失效点。C组的判断问题是：强度增加后，核心身份从哪里开始消失？</w:t>
       </w:r>
     </w:p>
     <w:p>
@@ -2892,7 +2892,7 @@
         <w:pStyle w:val="SlideTitle"/>
       </w:pPr>
       <w:r>
-        <w:t>幻灯片 14｜第1课时实作：15分钟完成12个二维变体</w:t>
+        <w:t>幻灯片 14｜第1课时实操：15分钟完成12个二维变体</w:t>
       </w:r>
     </w:p>
     <w:p>
@@ -2900,7 +2900,7 @@
         <w:pStyle w:val="SlideMeta"/>
       </w:pPr>
       <w:r>
-        <w:t>建议时间：15分钟　｜　课堂功能：本课时唯一实作</w:t>
+        <w:t>建议时间：15分钟　｜　课堂功能：本课时唯一实操</w:t>
       </w:r>
     </w:p>
     <w:tbl>
@@ -2947,7 +2947,7 @@
         <w:pStyle w:val="SpokenText"/>
       </w:pPr>
       <w:r>
-        <w:t>现在开始。统一使用A5大小、同一身体模板与同一材料假设；每张只改变一个编号变量。</w:t>
+        <w:t>现在开始。统一用A5大小、同一身体模板和同一材料假设；每张只改变一个编号变量。</w:t>
       </w:r>
     </w:p>
     <w:p>
@@ -2955,7 +2955,7 @@
         <w:pStyle w:val="SpokenText"/>
       </w:pPr>
       <w:r>
-        <w:t>第一段：A组四个接口位置——肩部、前中、腰部、下摆。第二段：B组四个连接方式——固定、悬挂、穿插、包覆。第三段：C组四个变化强度——轻度、中度、强度、边界测试。第四段：统一编号并圈选，标注A1到C4，圈选三个不同方向。</w:t>
+        <w:t>第一段：A组四个触点位置——肩部、前中、腰部、下摆。第二段：B组四个连接方式——固定、悬挂、穿插、包覆。第三段：C组四个变化强度——轻度、中度、强度、边界测试。第四段：统一编号并圈选，标注A1到C4，圈选三个不同方向。</w:t>
       </w:r>
     </w:p>
     <w:p>
@@ -3097,7 +3097,7 @@
         <w:pStyle w:val="SpokenText"/>
       </w:pPr>
       <w:r>
-        <w:t>V1，八厘米轻度：轮廓变清楚，身体与结构仍保持接近。收益是肩线辨识度提高，风险是后肩略有塌陷，证据是侧面空间更稳定。决定：保留，进入材料测试。</w:t>
+        <w:t>V1，八厘米轻度：轮廓变清楚，身体和结构仍保持接近。收益是肩线辨识度提高，风险是后肩略有塌陷，证据是侧面空间更稳定。决定：保留，进入材料测试。</w:t>
       </w:r>
     </w:p>
     <w:p>
@@ -3113,7 +3113,7 @@
         <w:pStyle w:val="SpokenText"/>
       </w:pPr>
       <w:r>
-        <w:t>V3，十八厘米边界：轮廓强烈，但核心元素被体积覆盖。收益是视觉冲击最大，风险是失去身份与可穿性，证据是转身时结构变形。决定：淘汰，回到十二厘米。</w:t>
+        <w:t>V3，十八厘米边界：轮廓强烈，但核心元素被体积覆盖。收益是视觉冲击最大，风险是失去身份和可穿性，证据是转身时结构变形。决定：淘汰，回到十二厘米。</w:t>
       </w:r>
     </w:p>
     <w:p>
@@ -3129,7 +3129,7 @@
         <w:pStyle w:val="SpokenText"/>
       </w:pPr>
       <w:r>
-        <w:t>我的追问是四句：哪里没变？只改了什么？收益与风险是什么？下一步决定是什么？一会儿讲评时，我会用同样的四句问你们。</w:t>
+        <w:t>我的追问是四句：哪里没变？只改了什么？收益和风险是什么？下一步决定是什么？一会儿讲评时，我会用同样的四句问你们。</w:t>
       </w:r>
     </w:p>
     <w:p>
@@ -3173,7 +3173,7 @@
               <w:rPr>
                 <w:sz w:val="19"/>
               </w:rPr>
-              <w:t>【转场语】 第1课时到此结束。休息之后，我们从变体数量进入设计家族。</w:t>
+              <w:t>【转场语】 第1课时到此结束。休息以后，我们从变体数量进入设计家族。</w:t>
             </w:r>
           </w:p>
         </w:tc>
@@ -3375,7 +3375,7 @@
         <w:pStyle w:val="SpokenText"/>
       </w:pPr>
       <w:r>
-        <w:t>这一组用同一系列五套极端体积案例，记录体积位置、离体距离、支撑方式与动作冲突。</w:t>
+        <w:t>这一组用同一系列五套极端体积案例，记录体积位置、离体距离、支撑方式和动作冲突。</w:t>
       </w:r>
     </w:p>
     <w:p>
@@ -3399,7 +3399,7 @@
         <w:pStyle w:val="SpokenText"/>
       </w:pPr>
       <w:r>
-        <w:t>这组图的系列与图像来自公开秀场资料，方法依据来自博物馆的公开研究。我们借它的方法，不代它下结论。</w:t>
+        <w:t>这组图的系列和图像来自公开秀场资料，方法依据来自博物馆的公开研究。我们借它的方法，不代它下结论。</w:t>
       </w:r>
     </w:p>
     <w:p>
@@ -3443,7 +3443,7 @@
               <w:rPr>
                 <w:sz w:val="19"/>
               </w:rPr>
-              <w:t>【转场语】 身体距离确定之后，才谈材料。</w:t>
+              <w:t>【转场语】 身体距离确定以后，才谈材料。</w:t>
             </w:r>
           </w:p>
         </w:tc>
@@ -3577,7 +3577,7 @@
               <w:rPr>
                 <w:sz w:val="19"/>
               </w:rPr>
-              <w:t>【转场语】 看一个把硬与软处理得很清楚的例子。</w:t>
+              <w:t>【转场语】 看一个把硬和软处理得很清楚的例子。</w:t>
             </w:r>
           </w:p>
         </w:tc>
@@ -3643,7 +3643,7 @@
         <w:pStyle w:val="SpokenText"/>
       </w:pPr>
       <w:r>
-        <w:t>上一页选择了材料行为；本页观察同一系列如何保持“硬质支撑乘柔软释放”，只改变固定位置、释放方向与体量。</w:t>
+        <w:t>上一页选择了材料行为；本页观察同一系列如何保持“硬质支撑乘柔软释放”，只改变固定位置、释放方向和体量。</w:t>
       </w:r>
     </w:p>
     <w:p>
@@ -3886,7 +3886,7 @@
         <w:pStyle w:val="SpokenText"/>
       </w:pPr>
       <w:r>
-        <w:t>现在只决定“谁值得进入身体测试”；三大家族要等材料、动作与结构证据完成后再确定。不要提前定家族。</w:t>
+        <w:t>现在只决定“谁值得进入身体测试”；三大家族要等材料、动作和结构证据完成后再确定。不要提前定家族。</w:t>
       </w:r>
     </w:p>
     <w:p>
@@ -3894,7 +3894,7 @@
         <w:pStyle w:val="SpokenText"/>
       </w:pPr>
       <w:r>
-        <w:t>三条标准。第一，身份保留：变形后仍能指出核心元素与两条不变条件。第二，变量覆盖：六个对象分别代表位置、比例、方向、数量或尺度差异。第三，测试价值：二维图无法确认材料、动作或支撑，值得进入身体验证。</w:t>
+        <w:t>三条标准。第一，身份保留：变形后仍能指出核心元素和两条不变条件。第二，变量覆盖：六个对象分别代表位置、比例、方向、数量或尺度差异。第三，测试价值：二维图无法确认材料、动作或支撑，值得进入身体验证。</w:t>
       </w:r>
     </w:p>
     <w:p>
@@ -4036,7 +4036,7 @@
         <w:pStyle w:val="SpokenText"/>
       </w:pPr>
       <w:r>
-        <w:t>每件都要：统一白坯与人台，标出支点，做固定加释放，然后拍正面、侧面、背面和动作四张照片。</w:t>
+        <w:t>每件都要：统一白坯和人台，标出支点，做固定加释放，然后拍正面、侧面、背面和动作四张照片。</w:t>
       </w:r>
     </w:p>
     <w:p>
@@ -4178,7 +4178,7 @@
         <w:pStyle w:val="SpokenText"/>
       </w:pPr>
       <w:r>
-        <w:t>我一会儿会用第一课时演示时那四句话来抽问：哪里没变？只改了什么？收益与风险是什么？下一步决定是什么？</w:t>
+        <w:t>我一会儿会用第一课时演示时那四句话来抽问：哪里没变？只改了什么？收益和风险是什么？下一步决定是什么？</w:t>
       </w:r>
     </w:p>
     <w:p>
@@ -4296,7 +4296,7 @@
         <w:pStyle w:val="SpokenText"/>
       </w:pPr>
       <w:r>
-        <w:t>方法是：先确定主家族，再让另外两个家族承担过渡与强调。身体关系、材料行为和主题语境必须连续。</w:t>
+        <w:t>方法是：先确定主家族，再让另外两个家族承担过渡和强调。身体关系、材料行为和主题语境必须连续。</w:t>
       </w:r>
     </w:p>
     <w:p>
@@ -4331,7 +4331,7 @@
               <w:rPr>
                 <w:sz w:val="19"/>
               </w:rPr>
-              <w:t>【转场语】 最后请每人写一句离堂句。</w:t>
+              <w:t>【转场语】 最后请每人写一句一句话小结。</w:t>
             </w:r>
           </w:p>
         </w:tc>
@@ -4342,7 +4342,7 @@
         <w:pStyle w:val="SlideTitle"/>
       </w:pPr>
       <w:r>
-        <w:t>幻灯片 25｜写一句：离堂句，变化必须留下规则</w:t>
+        <w:t>幻灯片 25｜写一句：一句话小结，变化必须留下规则</w:t>
       </w:r>
     </w:p>
     <w:p>
@@ -4377,7 +4377,7 @@
               <w:rPr>
                 <w:sz w:val="19"/>
               </w:rPr>
-              <w:t>【教师动作｜不发言】 投影句式，等待全班写完再下课；念成果检查四项与离堂提交。</w:t>
+              <w:t>【教师动作｜不发言】 投影句式，等待全班写完再下课；念成果检查四项与下课前提交。</w:t>
             </w:r>
           </w:p>
         </w:tc>
@@ -4397,7 +4397,7 @@
         <w:pStyle w:val="SpokenText"/>
       </w:pPr>
       <w:r>
-        <w:t>请用一条完整句子连接核心元素、操作、家族与下周的系列角色。句式是：“我的核心元素在变形中必须保留什么；最有效的操作是什么，它形成了什么家族，并将在春夏系列中承担什么角色。”</w:t>
+        <w:t>请用一条完整句子连接核心元素、操作、家族和下周的系列角色。句式是：“我的核心元素在变形中必须保留什么；最有效的操作是什么，它形成了什么家族，并将在春夏系列中承担什么角色。”</w:t>
       </w:r>
     </w:p>
     <w:p>
@@ -4413,7 +4413,7 @@
         <w:pStyle w:val="SpokenText"/>
       </w:pPr>
       <w:r>
-        <w:t>第06周成果检查四项：十二个二维变体全部编号并记录唯一变量；三个课堂立体测试，课后补足为六个；三个暂定家族，每组写共同规则与内部差异；元素变形分解板，A到E结构完整并保留失败证据。</w:t>
+        <w:t>第06周成果检查四项：十二个二维变体全部编号并记录唯一变量；三个课堂立体测试，课后补足为六个；三个暂定家族，每组写共同规则和内部差异；元素变形分解板，A到E结构完整并保留失败证据。</w:t>
       </w:r>
     </w:p>
     <w:p>
@@ -4429,7 +4429,7 @@
         <w:pStyle w:val="SpokenText"/>
       </w:pPr>
       <w:r>
-        <w:t>离堂提交：一张分解板照片加一条判定句。第07周带齐六个立体测试。下课。</w:t>
+        <w:t>下课前提交：一张分解板照片加一条判定句。第07周带齐六个立体测试。下课。</w:t>
       </w:r>
     </w:p>
     <w:p>
@@ -4454,7 +4454,7 @@
         <w:pStyle w:val="LectureBullet"/>
       </w:pPr>
       <w:r>
-        <w:t>• “A2 结构级重组”：讲课堂转译时需当堂点开约40秒；说明五种混成结构与接口位置。</w:t>
+        <w:t>• “A2 结构级重组”：讲课堂转译时需当堂点开约40秒；说明五种混成结构与触点位置。</w:t>
       </w:r>
     </w:p>
     <w:p>
@@ -4511,7 +4511,7 @@
         <w:pStyle w:val="LectureBullet"/>
       </w:pPr>
       <w:r>
-        <w:t>• 第1课时实作：“十五分钟开始。A组四张，只改接口位置。”／“还剩四分钟，统一编号并圈选三个方向。”</w:t>
+        <w:t>• 第1课时实操：“十五分钟开始。A组四张，只改触点位置。”／“还剩四分钟，统一编号并圈选三个方向。”</w:t>
       </w:r>
     </w:p>
     <w:p>
@@ -4519,7 +4519,7 @@
         <w:pStyle w:val="LectureBullet"/>
       </w:pPr>
       <w:r>
-        <w:t>• 第2课时实作：“二十分钟开始。三件，每件都要拍正侧背和动作。”／“还剩五分钟，请写出保留、修订还是淘汰。”</w:t>
+        <w:t>• 第2课时实操：“二十分钟开始。三件，每件都要拍正侧背和动作。”／“还剩五分钟，请写出保留、修订还是淘汰。”</w:t>
       </w:r>
     </w:p>
     <w:p>

--- a/docs/jiangao/《女装设计III》第06周_中国大陆课堂完整讲稿_中文.docx
+++ b/docs/jiangao/《女装设计III》第06周_中国大陆课堂完整讲稿_中文.docx
@@ -174,7 +174,7 @@
         <w:pStyle w:val="SpokenText"/>
       </w:pPr>
       <w:r>
-        <w:t>今天有一个术语要统一。上周你们写的“不变项”，这周叫“**不变条件**”。这是同一件事，换了工作位置：上周它是“提取时不能丢的东西”，这周它是“改变时不能破坏的东西”。今天全程用“不变条件”这个说法。</w:t>
+        <w:t>今天有一个术语要统一。上周你们写的“不变项”，这周叫“**不变条件**”。这是同一件事，换了工作位置：上周它是“提取时不能丢的东西”，这周它是“改变时不能破坏的东西”。今天全程使用“不变条件”这个说法。</w:t>
       </w:r>
     </w:p>
     <w:p>
@@ -1411,7 +1411,7 @@
         <w:pStyle w:val="SpokenText"/>
       </w:pPr>
       <w:r>
-        <w:t>第二步，变形：用可命名的二维、三维和材料操作，形成十二个可追踪的变体。“可命名”的意思是——你要说得出用了哪个动作，不能说“就这样改了改”。</w:t>
+        <w:t>第二步，变形：使用可命名的二维、三维和材料操作，形成十二个可追踪的变体。“可命名”的意思是——你要说得出用了哪个动作，不能说“就这样改了改”。</w:t>
       </w:r>
     </w:p>
     <w:p>
@@ -1686,7 +1686,7 @@
         <w:pStyle w:val="SpokenText"/>
       </w:pPr>
       <w:r>
-        <w:t>术语对照只说一次：第05周的“不变项”等于这周的“不变条件”。这周统一用“不变条件”；身份边界页里出现的“识别条件”是同一件事。</w:t>
+        <w:t>术语对照只说一次：第05周的“不变项”等于这周的“不变条件”。这周统一使用“不变条件”；身份边界页里出现的“识别条件”是同一件事。</w:t>
       </w:r>
     </w:p>
     <w:p>
@@ -2521,7 +2521,7 @@
         <w:pStyle w:val="SpokenText"/>
       </w:pPr>
       <w:r>
-        <w:t>五步：第一，选择三个纸面方向，三个方向必须属于不同家族。第二，统一材料和比例，用同克重白坯布和同一人台。</w:t>
+        <w:t>五步：第一，选择三个纸面方向，三个方向必须属于不同家族。第二，统一材料和比例，使用同克重白坯布和同一人台。</w:t>
       </w:r>
     </w:p>
     <w:p>
@@ -2947,7 +2947,7 @@
         <w:pStyle w:val="SpokenText"/>
       </w:pPr>
       <w:r>
-        <w:t>现在开始。统一用A5大小、同一身体模板和同一材料假设；每张只改变一个编号变量。</w:t>
+        <w:t>现在开始。统一使用A5大小、同一身体模板和同一材料假设；每张只改变一个编号变量。</w:t>
       </w:r>
     </w:p>
     <w:p>

--- a/docs/jiangao/《女装设计III》第06周_中国大陆课堂完整讲稿_中文.docx
+++ b/docs/jiangao/《女装设计III》第06周_中国大陆课堂完整讲稿_中文.docx
@@ -23,7 +23,7 @@
           <w:b/>
           <w:sz w:val="40"/>
         </w:rPr>
-        <w:t>第06周完整课堂讲稿</w:t>
+        <w:t>第06周完整课堂讲稿（学生版）</w:t>
       </w:r>
     </w:p>
     <w:p>
@@ -1430,23 +1430,6 @@
         <w:t>今日完成标准是四项：两条不变条件、十二个变体、三个设计家族、一张分解板。</w:t>
       </w:r>
     </w:p>
-    <w:p>
-      <w:pPr/>
-      <w:r>
-        <w:rPr>
-          <w:b/>
-        </w:rPr>
-        <w:t>【互动与应答预案】</w:t>
-      </w:r>
-    </w:p>
-    <w:p>
-      <w:pPr>
-        <w:pStyle w:val="LectureBullet"/>
-      </w:pPr>
-      <w:r>
-        <w:t>• 请学生说出自己打算写的第一条不变条件，教师追问：“如果破坏它，别人还认得出这是你的元素吗？”</w:t>
-      </w:r>
-    </w:p>
     <w:tbl>
       <w:tblPr>
         <w:tblStyle w:val="TableGrid"/>
@@ -1689,31 +1672,6 @@
         <w:t>术语对照只说一次：第05周的“不变项”等于这周的“不变条件”。这周统一使用“不变条件”；身份边界页里出现的“识别条件”是同一件事。</w:t>
       </w:r>
     </w:p>
-    <w:p>
-      <w:pPr/>
-      <w:r>
-        <w:rPr>
-          <w:b/>
-        </w:rPr>
-        <w:t>【互动与应答预案】</w:t>
-      </w:r>
-    </w:p>
-    <w:p>
-      <w:pPr>
-        <w:pStyle w:val="LectureBullet"/>
-      </w:pPr>
-      <w:r>
-        <w:t>• 请两名学生念出自己抄下的两个空，教师当场判断它们是不是同一个层次的东西。</w:t>
-      </w:r>
-    </w:p>
-    <w:p>
-      <w:pPr>
-        <w:pStyle w:val="LectureBullet"/>
-      </w:pPr>
-      <w:r>
-        <w:t>• 若学生写“我要改得更好看”，回应：“‘更好看’不是变量。请指定尺度、位置、数量或材料中的一个。”</w:t>
-      </w:r>
-    </w:p>
     <w:tbl>
       <w:tblPr>
         <w:tblStyle w:val="TableGrid"/>
@@ -1839,31 +1797,6 @@
         <w:t>请注意这些句子里没有形容词，只有位置和方向。“识别条件等于不变条件”——本页把“感觉上像同一个系列”改写成可以逐条检查的句子；后面的教师演示、预选和检查表统一称它为“不变条件”。</w:t>
       </w:r>
     </w:p>
-    <w:p>
-      <w:pPr/>
-      <w:r>
-        <w:rPr>
-          <w:b/>
-        </w:rPr>
-        <w:t>【互动与应答预案】</w:t>
-      </w:r>
-    </w:p>
-    <w:p>
-      <w:pPr>
-        <w:pStyle w:val="LectureBullet"/>
-      </w:pPr>
-      <w:r>
-        <w:t>• 请学生写出自己的关系句，同桌互相检查：里面有没有形容词？</w:t>
-      </w:r>
-    </w:p>
-    <w:p>
-      <w:pPr>
-        <w:pStyle w:val="LectureBullet"/>
-      </w:pPr>
-      <w:r>
-        <w:t>• 若学生写“保持整体协调”，回应：“协调是结果。请说出哪两个部位之间的什么关系保持不变。”</w:t>
-      </w:r>
-    </w:p>
     <w:tbl>
       <w:tblPr>
         <w:tblStyle w:val="TableGrid"/>
@@ -1997,23 +1930,6 @@
         <w:t>禁止的是把漂移当设计。人物和姿态改变、镜头背景和光线改变、材料和服装结构同时改变——这三种都不能作为服装变形证据。</w:t>
       </w:r>
     </w:p>
-    <w:p>
-      <w:pPr/>
-      <w:r>
-        <w:rPr>
-          <w:b/>
-        </w:rPr>
-        <w:t>【互动与应答预案】</w:t>
-      </w:r>
-    </w:p>
-    <w:p>
-      <w:pPr>
-        <w:pStyle w:val="LectureBullet"/>
-      </w:pPr>
-      <w:r>
-        <w:t>• 若学生问“AI画得比我好怎么办”，回应：“画得好不是证据。评委看的是你能不能说明哪一个变量产生了哪一个结果。”</w:t>
-      </w:r>
-    </w:p>
     <w:tbl>
       <w:tblPr>
         <w:tblStyle w:val="TableGrid"/>
@@ -2123,23 +2039,6 @@
         <w:t>关于这组图我要说明：它来自课程教学资料库，设计师、系列和年份待开课前核实后补注。所以我们只讨论可见的形式关系。</w:t>
       </w:r>
     </w:p>
-    <w:p>
-      <w:pPr/>
-      <w:r>
-        <w:rPr>
-          <w:b/>
-        </w:rPr>
-        <w:t>【互动与应答预案】</w:t>
-      </w:r>
-    </w:p>
-    <w:p>
-      <w:pPr>
-        <w:pStyle w:val="LectureBullet"/>
-      </w:pPr>
-      <w:r>
-        <w:t>• 请学生指出这五套里重复出现的“单元”是什么。</w:t>
-      </w:r>
-    </w:p>
     <w:tbl>
       <w:tblPr>
         <w:tblStyle w:val="TableGrid"/>
@@ -2398,23 +2297,6 @@
         <w:t>课堂完成的是：四个动词乘三种强度等于十二张草图，二十分钟，圈选三个设计家族。</w:t>
       </w:r>
     </w:p>
-    <w:p>
-      <w:pPr/>
-      <w:r>
-        <w:rPr>
-          <w:b/>
-        </w:rPr>
-        <w:t>【互动与应答预案】</w:t>
-      </w:r>
-    </w:p>
-    <w:p>
-      <w:pPr>
-        <w:pStyle w:val="LectureBullet"/>
-      </w:pPr>
-      <w:r>
-        <w:t>• 请学生念出自己选的四个动词，教师检查有没有两个动词其实是同一件事。</w:t>
-      </w:r>
-    </w:p>
     <w:tbl>
       <w:tblPr>
         <w:tblStyle w:val="TableGrid"/>
@@ -2548,23 +2430,6 @@
         <w:t>课堂证据是：三个白坯实验乘正面、侧面、背面、动作，等于十二张记录照片。</w:t>
       </w:r>
     </w:p>
-    <w:p>
-      <w:pPr/>
-      <w:r>
-        <w:rPr>
-          <w:b/>
-        </w:rPr>
-        <w:t>【互动与应答预案】</w:t>
-      </w:r>
-    </w:p>
-    <w:p>
-      <w:pPr>
-        <w:pStyle w:val="LectureBullet"/>
-      </w:pPr>
-      <w:r>
-        <w:t>• 若学生说“我的方案在纸上很好看”，回应：“那就先做出来。重力不看效果图。”</w:t>
-      </w:r>
-    </w:p>
     <w:tbl>
       <w:tblPr>
         <w:tblStyle w:val="TableGrid"/>
@@ -2698,23 +2563,6 @@
         <w:t>本页输出是一条品类混成句加三个触点缩略图。这三个方案就是矩阵的B1固定、B2悬挂、B3穿插；B4包覆由矩阵另行提供。</w:t>
       </w:r>
     </w:p>
-    <w:p>
-      <w:pPr/>
-      <w:r>
-        <w:rPr>
-          <w:b/>
-        </w:rPr>
-        <w:t>【互动与应答预案】</w:t>
-      </w:r>
-    </w:p>
-    <w:p>
-      <w:pPr>
-        <w:pStyle w:val="LectureBullet"/>
-      </w:pPr>
-      <w:r>
-        <w:t>• 请学生念出自己的混成句，教师检查“借入”的是不是只有一种原理。</w:t>
-      </w:r>
-    </w:p>
     <w:tbl>
       <w:tblPr>
         <w:tblStyle w:val="TableGrid"/>
@@ -2840,23 +2688,6 @@
         <w:t>A组四张加B组四张加C组四张，等于十二张同尺度变体。重复同一基础图十二次，每一格只改变一项，不能把两格组合后才算一个方案。</w:t>
       </w:r>
     </w:p>
-    <w:p>
-      <w:pPr/>
-      <w:r>
-        <w:rPr>
-          <w:b/>
-        </w:rPr>
-        <w:t>【互动与应答预案】</w:t>
-      </w:r>
-    </w:p>
-    <w:p>
-      <w:pPr>
-        <w:pStyle w:val="LectureBullet"/>
-      </w:pPr>
-      <w:r>
-        <w:t>• 若学生问“可以自己换轴吗”，回应：“可以，但三轴必须互相独立。如果两个轴改的是同一件事，你的对照就失效了。”</w:t>
-      </w:r>
-    </w:p>
     <w:tbl>
       <w:tblPr>
         <w:tblStyle w:val="TableGrid"/>
@@ -2966,31 +2797,6 @@
         <w:t>输出是十二张同尺度变体加每张操作编号加三个候选方向。我说一句最重要的规则：没有编号的方案不进入下一步。</w:t>
       </w:r>
     </w:p>
-    <w:p>
-      <w:pPr/>
-      <w:r>
-        <w:rPr>
-          <w:b/>
-        </w:rPr>
-        <w:t>【互动与应答预案】</w:t>
-      </w:r>
-    </w:p>
-    <w:p>
-      <w:pPr>
-        <w:pStyle w:val="LectureBullet"/>
-      </w:pPr>
-      <w:r>
-        <w:t>• 巡视时只问一句：“这一张，你改的是哪一个编号？”答不出的当场补写。</w:t>
-      </w:r>
-    </w:p>
-    <w:p>
-      <w:pPr>
-        <w:pStyle w:val="LectureBullet"/>
-      </w:pPr>
-      <w:r>
-        <w:t>• 若学生画得太细，提醒：“现在是缩略草图。细节留到第七周。”</w:t>
-      </w:r>
-    </w:p>
     <w:tbl>
       <w:tblPr>
         <w:tblStyle w:val="TableGrid"/>
@@ -3132,23 +2938,6 @@
         <w:t>我的追问是四句：哪里没变？只改了什么？收益和风险是什么？下一步决定是什么？一会儿讲评时，我会用同样的四句问你们。</w:t>
       </w:r>
     </w:p>
-    <w:p>
-      <w:pPr/>
-      <w:r>
-        <w:rPr>
-          <w:b/>
-        </w:rPr>
-        <w:t>【互动与应答预案】</w:t>
-      </w:r>
-    </w:p>
-    <w:p>
-      <w:pPr>
-        <w:pStyle w:val="LectureBullet"/>
-      </w:pPr>
-      <w:r>
-        <w:t>• 请学生对自己的C4边界测试做同样的四句回答。</w:t>
-      </w:r>
-    </w:p>
     <w:tbl>
       <w:tblPr>
         <w:tblStyle w:val="TableGrid"/>
@@ -3402,23 +3191,6 @@
         <w:t>这组图的系列和图像来自公开秀场资料，方法依据来自博物馆的公开研究。我们借它的方法，不代它下结论。</w:t>
       </w:r>
     </w:p>
-    <w:p>
-      <w:pPr/>
-      <w:r>
-        <w:rPr>
-          <w:b/>
-        </w:rPr>
-        <w:t>【互动与应答预案】</w:t>
-      </w:r>
-    </w:p>
-    <w:p>
-      <w:pPr>
-        <w:pStyle w:val="LectureBullet"/>
-      </w:pPr>
-      <w:r>
-        <w:t>• 请学生指出自己三个立体测试里最可能有动作冲突的那一个。</w:t>
-      </w:r>
-    </w:p>
     <w:tbl>
       <w:tblPr>
         <w:tblStyle w:val="TableGrid"/>
@@ -3536,23 +3308,6 @@
         <w:t>所以判断标准只有一条：哪一种材料能把你已经确定的那段身体关系保留下来。</w:t>
       </w:r>
     </w:p>
-    <w:p>
-      <w:pPr/>
-      <w:r>
-        <w:rPr>
-          <w:b/>
-        </w:rPr>
-        <w:t>【互动与应答预案】</w:t>
-      </w:r>
-    </w:p>
-    <w:p>
-      <w:pPr>
-        <w:pStyle w:val="LectureBullet"/>
-      </w:pPr>
-      <w:r>
-        <w:t>• 请学生说出自己的候选材料，教师追问：“它能撑住你写的离体距离吗？有没有做过样布？”</w:t>
-      </w:r>
-    </w:p>
     <w:tbl>
       <w:tblPr>
         <w:tblStyle w:val="TableGrid"/>
@@ -3779,23 +3534,6 @@
         <w:t>修复的原则是回到基准型，只退回一个变量，再重新测一次。</w:t>
       </w:r>
     </w:p>
-    <w:p>
-      <w:pPr/>
-      <w:r>
-        <w:rPr>
-          <w:b/>
-        </w:rPr>
-        <w:t>【互动与应答预案】</w:t>
-      </w:r>
-    </w:p>
-    <w:p>
-      <w:pPr>
-        <w:pStyle w:val="LectureBullet"/>
-      </w:pPr>
-      <w:r>
-        <w:t>• 请学生举出自己十二张里最“失控”的一张，说出它同时改了哪两项。</w:t>
-      </w:r>
-    </w:p>
     <w:tbl>
       <w:tblPr>
         <w:tblStyle w:val="TableGrid"/>
@@ -3913,23 +3651,6 @@
         <w:t>本页输出是六个测试对象，每个写：基准型编号、唯一变量、为什么必须做成立体。</w:t>
       </w:r>
     </w:p>
-    <w:p>
-      <w:pPr/>
-      <w:r>
-        <w:rPr>
-          <w:b/>
-        </w:rPr>
-        <w:t>【互动与应答预案】</w:t>
-      </w:r>
-    </w:p>
-    <w:p>
-      <w:pPr>
-        <w:pStyle w:val="LectureBullet"/>
-      </w:pPr>
-      <w:r>
-        <w:t>• 若学生选的六个都是C组强度变化，提醒：“变量覆盖不够。请换两个A组或B组进来。”</w:t>
-      </w:r>
-    </w:p>
     <w:tbl>
       <w:tblPr>
         <w:tblStyle w:val="TableGrid"/>
@@ -4047,31 +3768,6 @@
         <w:t>最后要做出决定：保留、修订还是淘汰，并写出理由。淘汰条件我再念一遍：仅正面成立、重力后坍塌、动作受阻、核心身份消失。</w:t>
       </w:r>
     </w:p>
-    <w:p>
-      <w:pPr/>
-      <w:r>
-        <w:rPr>
-          <w:b/>
-        </w:rPr>
-        <w:t>【互动与应答预案】</w:t>
-      </w:r>
-    </w:p>
-    <w:p>
-      <w:pPr>
-        <w:pStyle w:val="LectureBullet"/>
-      </w:pPr>
-      <w:r>
-        <w:t>• 巡视时问：“抬臂试过了吗？坐下试过了吗？”很多同学只看正面站姿。</w:t>
-      </w:r>
-    </w:p>
-    <w:p>
-      <w:pPr>
-        <w:pStyle w:val="LectureBullet"/>
-      </w:pPr>
-      <w:r>
-        <w:t>• 若学生想做第四件，提醒：“先把三件的照片和决定写完。没有记录的实验不算数。”</w:t>
-      </w:r>
-    </w:p>
     <w:tbl>
       <w:tblPr>
         <w:tblStyle w:val="TableGrid"/>
@@ -4179,23 +3875,6 @@
       </w:pPr>
       <w:r>
         <w:t>我一会儿会用第一课时演示时那四句话来抽问：哪里没变？只改了什么？收益和风险是什么？下一步决定是什么？</w:t>
-      </w:r>
-    </w:p>
-    <w:p>
-      <w:pPr/>
-      <w:r>
-        <w:rPr>
-          <w:b/>
-        </w:rPr>
-        <w:t>【互动与应答预案】</w:t>
-      </w:r>
-    </w:p>
-    <w:p>
-      <w:pPr>
-        <w:pStyle w:val="LectureBullet"/>
-      </w:pPr>
-      <w:r>
-        <w:t>• 若某组说“这个感觉更好”，介入一次：“请指着一张照片，说出你看到了什么。”</w:t>
       </w:r>
     </w:p>
     <w:tbl>

--- a/docs/jiangao/《女装设计III》第06周_中国大陆课堂完整讲稿_中文.docx
+++ b/docs/jiangao/《女装设计III》第06周_中国大陆课堂完整讲稿_中文.docx
@@ -1071,14 +1071,6 @@
         <w:pStyle w:val="LectureBullet"/>
       </w:pPr>
       <w:r>
-        <w:t>• 教师：15分钟与20分钟计时器、A5身体模板打印稿、12格矩阵空白表、教师演示用的基准型与三档离体距离示例、分解板A—E结构投影页。</w:t>
-      </w:r>
-    </w:p>
-    <w:p>
-      <w:pPr>
-        <w:pStyle w:val="LectureBullet"/>
-      </w:pPr>
-      <w:r>
         <w:t>• 课堂资料：秀场与院校图只作形式观察；AI生成结果必须与手绘、立体结果在同一尺度下比较，并保留完整提示与版本记录。</w:t>
       </w:r>
     </w:p>
@@ -1172,15 +1164,6 @@
       </w:tr>
     </w:tbl>
     <w:p>
-      <w:pPr/>
-      <w:r>
-        <w:rPr>
-          <w:b/>
-        </w:rPr>
-        <w:t>【教师讲稿｜可直接发言】</w:t>
-      </w:r>
-    </w:p>
-    <w:p>
       <w:pPr>
         <w:pStyle w:val="SpokenText"/>
       </w:pPr>
@@ -1281,15 +1264,6 @@
       </w:tr>
     </w:tbl>
     <w:p>
-      <w:pPr/>
-      <w:r>
-        <w:rPr>
-          <w:b/>
-        </w:rPr>
-        <w:t>【教师讲稿｜可直接发言】</w:t>
-      </w:r>
-    </w:p>
-    <w:p>
       <w:pPr>
         <w:pStyle w:val="SpokenText"/>
       </w:pPr>
@@ -1382,15 +1356,6 @@
       </w:tr>
     </w:tbl>
     <w:p>
-      <w:pPr/>
-      <w:r>
-        <w:rPr>
-          <w:b/>
-        </w:rPr>
-        <w:t>【教师讲稿｜可直接发言】</w:t>
-      </w:r>
-    </w:p>
-    <w:p>
       <w:pPr>
         <w:pStyle w:val="SpokenText"/>
       </w:pPr>
@@ -1507,15 +1472,6 @@
       </w:tr>
     </w:tbl>
     <w:p>
-      <w:pPr/>
-      <w:r>
-        <w:rPr>
-          <w:b/>
-        </w:rPr>
-        <w:t>【教师讲稿｜可直接发言】</w:t>
-      </w:r>
-    </w:p>
-    <w:p>
       <w:pPr>
         <w:pStyle w:val="SpokenText"/>
       </w:pPr>
@@ -1616,15 +1572,6 @@
       </w:tr>
     </w:tbl>
     <w:p>
-      <w:pPr/>
-      <w:r>
-        <w:rPr>
-          <w:b/>
-        </w:rPr>
-        <w:t>【教师讲稿｜可直接发言】</w:t>
-      </w:r>
-    </w:p>
-    <w:p>
       <w:pPr>
         <w:pStyle w:val="SpokenText"/>
       </w:pPr>
@@ -1749,15 +1696,6 @@
       </w:tr>
     </w:tbl>
     <w:p>
-      <w:pPr/>
-      <w:r>
-        <w:rPr>
-          <w:b/>
-        </w:rPr>
-        <w:t>【教师讲稿｜可直接发言】</w:t>
-      </w:r>
-    </w:p>
-    <w:p>
       <w:pPr>
         <w:pStyle w:val="SpokenText"/>
       </w:pPr>
@@ -1874,15 +1812,6 @@
       </w:tr>
     </w:tbl>
     <w:p>
-      <w:pPr/>
-      <w:r>
-        <w:rPr>
-          <w:b/>
-        </w:rPr>
-        <w:t>【教师讲稿｜可直接发言】</w:t>
-      </w:r>
-    </w:p>
-    <w:p>
       <w:pPr>
         <w:pStyle w:val="SpokenText"/>
       </w:pPr>
@@ -2007,15 +1936,6 @@
       </w:tr>
     </w:tbl>
     <w:p>
-      <w:pPr/>
-      <w:r>
-        <w:rPr>
-          <w:b/>
-        </w:rPr>
-        <w:t>【教师讲稿｜可直接发言】</w:t>
-      </w:r>
-    </w:p>
-    <w:p>
       <w:pPr>
         <w:pStyle w:val="SpokenText"/>
       </w:pPr>
@@ -2116,15 +2036,6 @@
       </w:tr>
     </w:tbl>
     <w:p>
-      <w:pPr/>
-      <w:r>
-        <w:rPr>
-          <w:b/>
-        </w:rPr>
-        <w:t>【教师讲稿｜可直接发言】</w:t>
-      </w:r>
-    </w:p>
-    <w:p>
       <w:pPr>
         <w:pStyle w:val="SpokenText"/>
       </w:pPr>
@@ -2241,15 +2152,6 @@
       </w:tr>
     </w:tbl>
     <w:p>
-      <w:pPr/>
-      <w:r>
-        <w:rPr>
-          <w:b/>
-        </w:rPr>
-        <w:t>【教师讲稿｜可直接发言】</w:t>
-      </w:r>
-    </w:p>
-    <w:p>
       <w:pPr>
         <w:pStyle w:val="SpokenText"/>
       </w:pPr>
@@ -2374,15 +2276,6 @@
       </w:tr>
     </w:tbl>
     <w:p>
-      <w:pPr/>
-      <w:r>
-        <w:rPr>
-          <w:b/>
-        </w:rPr>
-        <w:t>【教师讲稿｜可直接发言】</w:t>
-      </w:r>
-    </w:p>
-    <w:p>
       <w:pPr>
         <w:pStyle w:val="SpokenText"/>
       </w:pPr>
@@ -2507,15 +2400,6 @@
       </w:tr>
     </w:tbl>
     <w:p>
-      <w:pPr/>
-      <w:r>
-        <w:rPr>
-          <w:b/>
-        </w:rPr>
-        <w:t>【教师讲稿｜可直接发言】</w:t>
-      </w:r>
-    </w:p>
-    <w:p>
       <w:pPr>
         <w:pStyle w:val="SpokenText"/>
       </w:pPr>
@@ -2640,15 +2524,6 @@
       </w:tr>
     </w:tbl>
     <w:p>
-      <w:pPr/>
-      <w:r>
-        <w:rPr>
-          <w:b/>
-        </w:rPr>
-        <w:t>【教师讲稿｜可直接发言】</w:t>
-      </w:r>
-    </w:p>
-    <w:p>
       <w:pPr>
         <w:pStyle w:val="SpokenText"/>
       </w:pPr>
@@ -2765,15 +2640,6 @@
       </w:tr>
     </w:tbl>
     <w:p>
-      <w:pPr/>
-      <w:r>
-        <w:rPr>
-          <w:b/>
-        </w:rPr>
-        <w:t>【教师讲稿｜可直接发言】</w:t>
-      </w:r>
-    </w:p>
-    <w:p>
       <w:pPr>
         <w:pStyle w:val="SpokenText"/>
       </w:pPr>
@@ -2874,15 +2740,6 @@
       </w:tr>
     </w:tbl>
     <w:p>
-      <w:pPr/>
-      <w:r>
-        <w:rPr>
-          <w:b/>
-        </w:rPr>
-        <w:t>【教师讲稿｜可直接发言】</w:t>
-      </w:r>
-    </w:p>
-    <w:p>
       <w:pPr>
         <w:pStyle w:val="SpokenText"/>
       </w:pPr>
@@ -3050,15 +2907,6 @@
       </w:tr>
     </w:tbl>
     <w:p>
-      <w:pPr/>
-      <w:r>
-        <w:rPr>
-          <w:b/>
-        </w:rPr>
-        <w:t>【教师讲稿｜可直接发言】</w:t>
-      </w:r>
-    </w:p>
-    <w:p>
       <w:pPr>
         <w:pStyle w:val="SpokenText"/>
       </w:pPr>
@@ -3151,15 +2999,6 @@
       </w:tr>
     </w:tbl>
     <w:p>
-      <w:pPr/>
-      <w:r>
-        <w:rPr>
-          <w:b/>
-        </w:rPr>
-        <w:t>【教师讲稿｜可直接发言】</w:t>
-      </w:r>
-    </w:p>
-    <w:p>
       <w:pPr>
         <w:pStyle w:val="SpokenText"/>
       </w:pPr>
@@ -3268,15 +3107,6 @@
       </w:tr>
     </w:tbl>
     <w:p>
-      <w:pPr/>
-      <w:r>
-        <w:rPr>
-          <w:b/>
-        </w:rPr>
-        <w:t>【教师讲稿｜可直接发言】</w:t>
-      </w:r>
-    </w:p>
-    <w:p>
       <w:pPr>
         <w:pStyle w:val="SpokenText"/>
       </w:pPr>
@@ -3385,15 +3215,6 @@
       </w:tr>
     </w:tbl>
     <w:p>
-      <w:pPr/>
-      <w:r>
-        <w:rPr>
-          <w:b/>
-        </w:rPr>
-        <w:t>【教师讲稿｜可直接发言】</w:t>
-      </w:r>
-    </w:p>
-    <w:p>
       <w:pPr>
         <w:pStyle w:val="SpokenText"/>
       </w:pPr>
@@ -3494,15 +3315,6 @@
       </w:tr>
     </w:tbl>
     <w:p>
-      <w:pPr/>
-      <w:r>
-        <w:rPr>
-          <w:b/>
-        </w:rPr>
-        <w:t>【教师讲稿｜可直接发言】</w:t>
-      </w:r>
-    </w:p>
-    <w:p>
       <w:pPr>
         <w:pStyle w:val="SpokenText"/>
       </w:pPr>
@@ -3611,15 +3423,6 @@
       </w:tr>
     </w:tbl>
     <w:p>
-      <w:pPr/>
-      <w:r>
-        <w:rPr>
-          <w:b/>
-        </w:rPr>
-        <w:t>【教师讲稿｜可直接发言】</w:t>
-      </w:r>
-    </w:p>
-    <w:p>
       <w:pPr>
         <w:pStyle w:val="SpokenText"/>
       </w:pPr>
@@ -3728,15 +3531,6 @@
       </w:tr>
     </w:tbl>
     <w:p>
-      <w:pPr/>
-      <w:r>
-        <w:rPr>
-          <w:b/>
-        </w:rPr>
-        <w:t>【教师讲稿｜可直接发言】</w:t>
-      </w:r>
-    </w:p>
-    <w:p>
       <w:pPr>
         <w:pStyle w:val="SpokenText"/>
       </w:pPr>
@@ -3845,15 +3639,6 @@
       </w:tr>
     </w:tbl>
     <w:p>
-      <w:pPr/>
-      <w:r>
-        <w:rPr>
-          <w:b/>
-        </w:rPr>
-        <w:t>【教师讲稿｜可直接发言】</w:t>
-      </w:r>
-    </w:p>
-    <w:p>
       <w:pPr>
         <w:pStyle w:val="SpokenText"/>
       </w:pPr>
@@ -3954,15 +3739,6 @@
       </w:tr>
     </w:tbl>
     <w:p>
-      <w:pPr/>
-      <w:r>
-        <w:rPr>
-          <w:b/>
-        </w:rPr>
-        <w:t>【教师讲稿｜可直接发言】</w:t>
-      </w:r>
-    </w:p>
-    <w:p>
       <w:pPr>
         <w:pStyle w:val="SpokenText"/>
       </w:pPr>
@@ -4063,15 +3839,6 @@
       </w:tr>
     </w:tbl>
     <w:p>
-      <w:pPr/>
-      <w:r>
-        <w:rPr>
-          <w:b/>
-        </w:rPr>
-        <w:t>【教师讲稿｜可直接发言】</w:t>
-      </w:r>
-    </w:p>
-    <w:p>
       <w:pPr>
         <w:pStyle w:val="SpokenText"/>
       </w:pPr>
@@ -4174,129 +3941,6 @@
       </w:pPr>
       <w:r>
         <w:t>• “期末评价连接”：六项终期评价标准全文。</w:t>
-      </w:r>
-    </w:p>
-    <w:p>
-      <w:pPr/>
-      <w:r>
-        <w:rPr>
-          <w:b/>
-        </w:rPr>
-        <w:t>【二｜计时口令（可直接照念）】</w:t>
-      </w:r>
-    </w:p>
-    <w:p>
-      <w:pPr>
-        <w:pStyle w:val="LectureBullet"/>
-      </w:pPr>
-      <w:r>
-        <w:t>• 第1课时实操：“十五分钟开始。A组四张，只改触点位置。”／“还剩四分钟，统一编号并圈选三个方向。”</w:t>
-      </w:r>
-    </w:p>
-    <w:p>
-      <w:pPr>
-        <w:pStyle w:val="LectureBullet"/>
-      </w:pPr>
-      <w:r>
-        <w:t>• 第2课时实操：“二十分钟开始。三件，每件都要拍正侧背和动作。”／“还剩五分钟，请写出保留、修订还是淘汰。”</w:t>
-      </w:r>
-    </w:p>
-    <w:p>
-      <w:pPr>
-        <w:pStyle w:val="LectureBullet"/>
-      </w:pPr>
-      <w:r>
-        <w:t>• 同伴讲评：“两人一组，八分钟。提问时手要指到具体照片上。”</w:t>
-      </w:r>
-    </w:p>
-    <w:p>
-      <w:pPr/>
-      <w:r>
-        <w:rPr>
-          <w:b/>
-        </w:rPr>
-        <w:t>【三｜常见误解与标准回应】</w:t>
-      </w:r>
-    </w:p>
-    <w:p>
-      <w:pPr>
-        <w:pStyle w:val="LectureBullet"/>
-      </w:pPr>
-      <w:r>
-        <w:t>• “我做了十二张，都不一样” → “不一样不是目标。请说出第七张改的是哪一个编号变量。”</w:t>
-      </w:r>
-    </w:p>
-    <w:p>
-      <w:pPr>
-        <w:pStyle w:val="LectureBullet"/>
-      </w:pPr>
-      <w:r>
-        <w:t>• “同时改两个变量效率更高” → “效率高但信息为零。你不知道是哪个变化产生了结果。”</w:t>
-      </w:r>
-    </w:p>
-    <w:p>
-      <w:pPr>
-        <w:pStyle w:val="LectureBullet"/>
-      </w:pPr>
-      <w:r>
-        <w:t>• “边界测试做坏了，要不要删掉” → “保留。它告诉我们身份在哪里开始消失，这是最有价值的一张。”</w:t>
-      </w:r>
-    </w:p>
-    <w:p>
-      <w:pPr>
-        <w:pStyle w:val="LectureBullet"/>
-      </w:pPr>
-      <w:r>
-        <w:t>• “AI画得比我好” → “画得好不是证据。评委问的是哪个变量产生了哪个结果。”</w:t>
-      </w:r>
-    </w:p>
-    <w:p>
-      <w:pPr>
-        <w:pStyle w:val="LectureBullet"/>
-      </w:pPr>
-      <w:r>
-        <w:t>• “三个家族做得越不一样越好” → “不对。三个家族要能编成一条节奏，不是三个无关的方向。”</w:t>
-      </w:r>
-    </w:p>
-    <w:p>
-      <w:pPr/>
-      <w:r>
-        <w:rPr>
-          <w:b/>
-        </w:rPr>
-        <w:t>【四｜中国大陆课堂中的跨文化表达提醒】</w:t>
-      </w:r>
-    </w:p>
-    <w:p>
-      <w:pPr>
-        <w:pStyle w:val="LectureBullet"/>
-      </w:pPr>
-      <w:r>
-        <w:t>• 讲东华、桂林理工、中南民族等院校案例时使用“学院官方公开页面显示”，避免外籍教师使用“我们国家”造成指代混乱。</w:t>
-      </w:r>
-    </w:p>
-    <w:p>
-      <w:pPr>
-        <w:pStyle w:val="LectureBullet"/>
-      </w:pPr>
-      <w:r>
-        <w:t>• 教材图（清华大学出版社《服装设计思维训练》）需说明使用边界：只示范快速扩量与横向比较，不作为审美范本。</w:t>
-      </w:r>
-    </w:p>
-    <w:p>
-      <w:pPr>
-        <w:pStyle w:val="LectureBullet"/>
-      </w:pPr>
-      <w:r>
-        <w:t>• 涉及秀场图时使用“从目前可见图像观察”“设计师、系列与年份待核实后补注”等限定语。</w:t>
-      </w:r>
-    </w:p>
-    <w:p>
-      <w:pPr>
-        <w:pStyle w:val="LectureBullet"/>
-      </w:pPr>
-      <w:r>
-        <w:t>• 发音不确定时可直接说：“这个专业词我再说一遍，请大家同时看屏幕文字。”</w:t>
       </w:r>
     </w:p>
     <w:p>

--- a/docs/jiangao/《女装设计III》第06周_中国大陆课堂完整讲稿_中文.docx
+++ b/docs/jiangao/《女装设计III》第06周_中国大陆课堂完整讲稿_中文.docx
@@ -1133,36 +1133,6 @@
         <w:t>建议时间：1分钟　｜　课堂功能：开场，点明受控变形的原则</w:t>
       </w:r>
     </w:p>
-    <w:tbl>
-      <w:tblPr>
-        <w:tblStyle w:val="TableGrid"/>
-        <w:tblW w:type="auto" w:w="0"/>
-        <w:tblLook w:firstColumn="1" w:firstRow="1" w:lastColumn="0" w:lastRow="0" w:noHBand="0" w:noVBand="1" w:val="04A0"/>
-      </w:tblPr>
-      <w:tblGrid>
-        <w:gridCol w:w="9524"/>
-      </w:tblGrid>
-      <w:tr>
-        <w:tc>
-          <w:tcPr>
-            <w:tcW w:type="dxa" w:w="9524"/>
-            <w:shd w:val="clear" w:fill="F2F2F2"/>
-          </w:tcPr>
-          <w:p>
-            <w:pPr>
-              <w:pStyle w:val="LectureBullet"/>
-            </w:pPr>
-            <w:r/>
-            <w:r>
-              <w:rPr>
-                <w:sz w:val="19"/>
-              </w:rPr>
-              <w:t>【教师动作｜不发言】 显示封面五套造型；用手划一次“保留条件—变形操作—12个变体—3个家族—分解板”这条线。</w:t>
-            </w:r>
-          </w:p>
-        </w:tc>
-      </w:tr>
-    </w:tbl>
     <w:p>
       <w:pPr>
         <w:pStyle w:val="SpokenText"/>
@@ -1233,36 +1203,6 @@
         <w:t>建议时间：1分钟　｜　课堂功能：定位第06周在05–08阶段中的作用</w:t>
       </w:r>
     </w:p>
-    <w:tbl>
-      <w:tblPr>
-        <w:tblStyle w:val="TableGrid"/>
-        <w:tblW w:type="auto" w:w="0"/>
-        <w:tblLook w:firstColumn="1" w:firstRow="1" w:lastColumn="0" w:lastRow="0" w:noHBand="0" w:noVBand="1" w:val="04A0"/>
-      </w:tblPr>
-      <w:tblGrid>
-        <w:gridCol w:w="9524"/>
-      </w:tblGrid>
-      <w:tr>
-        <w:tc>
-          <w:tcPr>
-            <w:tcW w:type="dxa" w:w="9524"/>
-            <w:shd w:val="clear" w:fill="F2F2F2"/>
-          </w:tcPr>
-          <w:p>
-            <w:pPr>
-              <w:pStyle w:val="LectureBullet"/>
-            </w:pPr>
-            <w:r/>
-            <w:r>
-              <w:rPr>
-                <w:sz w:val="19"/>
-              </w:rPr>
-              <w:t>【教师动作｜不发言】 快速指向05–08段：元素提取、元素变形、春夏系列策划、Gate 2。</w:t>
-            </w:r>
-          </w:p>
-        </w:tc>
-      </w:tr>
-    </w:tbl>
     <w:p>
       <w:pPr>
         <w:pStyle w:val="SpokenText"/>
@@ -1325,36 +1265,6 @@
         <w:t>建议时间：2.5分钟　｜　课堂功能：四步方法与今日完成标准</w:t>
       </w:r>
     </w:p>
-    <w:tbl>
-      <w:tblPr>
-        <w:tblStyle w:val="TableGrid"/>
-        <w:tblW w:type="auto" w:w="0"/>
-        <w:tblLook w:firstColumn="1" w:firstRow="1" w:lastColumn="0" w:lastRow="0" w:noHBand="0" w:noVBand="1" w:val="04A0"/>
-      </w:tblPr>
-      <w:tblGrid>
-        <w:gridCol w:w="9524"/>
-      </w:tblGrid>
-      <w:tr>
-        <w:tc>
-          <w:tcPr>
-            <w:tcW w:type="dxa" w:w="9524"/>
-            <w:shd w:val="clear" w:fill="F2F2F2"/>
-          </w:tcPr>
-          <w:p>
-            <w:pPr>
-              <w:pStyle w:val="LectureBullet"/>
-            </w:pPr>
-            <w:r/>
-            <w:r>
-              <w:rPr>
-                <w:sz w:val="19"/>
-              </w:rPr>
-              <w:t>【教师动作｜不发言】 依次指向设限、变形、比较、归类四步；在“今日完成标准”一行停顿。</w:t>
-            </w:r>
-          </w:p>
-        </w:tc>
-      </w:tr>
-    </w:tbl>
     <w:p>
       <w:pPr>
         <w:pStyle w:val="SpokenText"/>
@@ -1441,36 +1351,6 @@
         <w:t>建议时间：1.5分钟　｜　课堂功能：随机变化与规则变化的对照</w:t>
       </w:r>
     </w:p>
-    <w:tbl>
-      <w:tblPr>
-        <w:tblStyle w:val="TableGrid"/>
-        <w:tblW w:type="auto" w:w="0"/>
-        <w:tblLook w:firstColumn="1" w:firstRow="1" w:lastColumn="0" w:lastRow="0" w:noHBand="0" w:noVBand="1" w:val="04A0"/>
-      </w:tblPr>
-      <w:tblGrid>
-        <w:gridCol w:w="9524"/>
-      </w:tblGrid>
-      <w:tr>
-        <w:tc>
-          <w:tcPr>
-            <w:tcW w:type="dxa" w:w="9524"/>
-            <w:shd w:val="clear" w:fill="F2F2F2"/>
-          </w:tcPr>
-          <w:p>
-            <w:pPr>
-              <w:pStyle w:val="LectureBullet"/>
-            </w:pPr>
-            <w:r/>
-            <w:r>
-              <w:rPr>
-                <w:sz w:val="19"/>
-              </w:rPr>
-              <w:t>【教师动作｜不发言】 先只显示左栏“随机变化”，请学生判断问题在哪；再打开右栏。</w:t>
-            </w:r>
-          </w:p>
-        </w:tc>
-      </w:tr>
-    </w:tbl>
     <w:p>
       <w:pPr>
         <w:pStyle w:val="SpokenText"/>
@@ -1541,36 +1421,6 @@
         <w:t>建议时间：3.5分钟（含开场3分钟）　｜　课堂功能：第05周→第06周衔接与术语统一</w:t>
       </w:r>
     </w:p>
-    <w:tbl>
-      <w:tblPr>
-        <w:tblStyle w:val="TableGrid"/>
-        <w:tblW w:type="auto" w:w="0"/>
-        <w:tblLook w:firstColumn="1" w:firstRow="1" w:lastColumn="0" w:lastRow="0" w:noHBand="0" w:noVBand="1" w:val="04A0"/>
-      </w:tblPr>
-      <w:tblGrid>
-        <w:gridCol w:w="9524"/>
-      </w:tblGrid>
-      <w:tr>
-        <w:tc>
-          <w:tcPr>
-            <w:tcW w:type="dxa" w:w="9524"/>
-            <w:shd w:val="clear" w:fill="F2F2F2"/>
-          </w:tcPr>
-          <w:p>
-            <w:pPr>
-              <w:pStyle w:val="LectureBullet"/>
-            </w:pPr>
-            <w:r/>
-            <w:r>
-              <w:rPr>
-                <w:sz w:val="19"/>
-              </w:rPr>
-              <w:t>【教师动作｜不发言】 先做3分钟开场：摊开三样材料，抄写一句话小结两个空。再讲对照表与术语对照。</w:t>
-            </w:r>
-          </w:p>
-        </w:tc>
-      </w:tr>
-    </w:tbl>
     <w:p>
       <w:pPr>
         <w:pStyle w:val="SpokenText"/>
@@ -1665,36 +1515,6 @@
         <w:t>建议时间：3.5分钟　｜　课堂功能：不变条件的写法（本周教学重点）</w:t>
       </w:r>
     </w:p>
-    <w:tbl>
-      <w:tblPr>
-        <w:tblStyle w:val="TableGrid"/>
-        <w:tblW w:type="auto" w:w="0"/>
-        <w:tblLook w:firstColumn="1" w:firstRow="1" w:lastColumn="0" w:lastRow="0" w:noHBand="0" w:noVBand="1" w:val="04A0"/>
-      </w:tblPr>
-      <w:tblGrid>
-        <w:gridCol w:w="9524"/>
-      </w:tblGrid>
-      <w:tr>
-        <w:tc>
-          <w:tcPr>
-            <w:tcW w:type="dxa" w:w="9524"/>
-            <w:shd w:val="clear" w:fill="F2F2F2"/>
-          </w:tcPr>
-          <w:p>
-            <w:pPr>
-              <w:pStyle w:val="LectureBullet"/>
-            </w:pPr>
-            <w:r/>
-            <w:r>
-              <w:rPr>
-                <w:sz w:val="19"/>
-              </w:rPr>
-              <w:t>【教师动作｜不发言】 先看五套造型找共同点；再打开共同识别A、B与允许变化；最后念三句句式。</w:t>
-            </w:r>
-          </w:p>
-        </w:tc>
-      </w:tr>
-    </w:tbl>
     <w:p>
       <w:pPr>
         <w:pStyle w:val="SpokenText"/>
@@ -1781,36 +1601,6 @@
         <w:t>建议时间：2.5分钟　｜　课堂功能：受控生成的四阶段与三条边界</w:t>
       </w:r>
     </w:p>
-    <w:tbl>
-      <w:tblPr>
-        <w:tblStyle w:val="TableGrid"/>
-        <w:tblW w:type="auto" w:w="0"/>
-        <w:tblLook w:firstColumn="1" w:firstRow="1" w:lastColumn="0" w:lastRow="0" w:noHBand="0" w:noVBand="1" w:val="04A0"/>
-      </w:tblPr>
-      <w:tblGrid>
-        <w:gridCol w:w="9524"/>
-      </w:tblGrid>
-      <w:tr>
-        <w:tc>
-          <w:tcPr>
-            <w:tcW w:type="dxa" w:w="9524"/>
-            <w:shd w:val="clear" w:fill="F2F2F2"/>
-          </w:tcPr>
-          <w:p>
-            <w:pPr>
-              <w:pStyle w:val="LectureBullet"/>
-            </w:pPr>
-            <w:r/>
-            <w:r>
-              <w:rPr>
-                <w:sz w:val="19"/>
-              </w:rPr>
-              <w:t>【教师动作｜不发言】 指向A0到A3四阶段；在“禁止｜把漂移当设计”一栏停顿。</w:t>
-            </w:r>
-          </w:p>
-        </w:tc>
-      </w:tr>
-    </w:tbl>
     <w:p>
       <w:pPr>
         <w:pStyle w:val="SpokenText"/>
@@ -1905,36 +1695,6 @@
         <w:t>建议时间：1.5分钟　｜　课堂功能：从复杂结果反推生成规则</w:t>
       </w:r>
     </w:p>
-    <w:tbl>
-      <w:tblPr>
-        <w:tblStyle w:val="TableGrid"/>
-        <w:tblW w:type="auto" w:w="0"/>
-        <w:tblLook w:firstColumn="1" w:firstRow="1" w:lastColumn="0" w:lastRow="0" w:noHBand="0" w:noVBand="1" w:val="04A0"/>
-      </w:tblPr>
-      <w:tblGrid>
-        <w:gridCol w:w="9524"/>
-      </w:tblGrid>
-      <w:tr>
-        <w:tc>
-          <w:tcPr>
-            <w:tcW w:type="dxa" w:w="9524"/>
-            <w:shd w:val="clear" w:fill="F2F2F2"/>
-          </w:tcPr>
-          <w:p>
-            <w:pPr>
-              <w:pStyle w:val="LectureBullet"/>
-            </w:pPr>
-            <w:r/>
-            <w:r>
-              <w:rPr>
-                <w:sz w:val="19"/>
-              </w:rPr>
-              <w:t>【教师动作｜不发言】 指向五套；请学生找重复单元。</w:t>
-            </w:r>
-          </w:p>
-        </w:tc>
-      </w:tr>
-    </w:tbl>
     <w:p>
       <w:pPr>
         <w:pStyle w:val="SpokenText"/>
@@ -2005,36 +1765,6 @@
         <w:t>建议时间：2分钟　｜　课堂功能：身份条件与可比较变量的分离</w:t>
       </w:r>
     </w:p>
-    <w:tbl>
-      <w:tblPr>
-        <w:tblStyle w:val="TableGrid"/>
-        <w:tblW w:type="auto" w:w="0"/>
-        <w:tblLook w:firstColumn="1" w:firstRow="1" w:lastColumn="0" w:lastRow="0" w:noHBand="0" w:noVBand="1" w:val="04A0"/>
-      </w:tblPr>
-      <w:tblGrid>
-        <w:gridCol w:w="9524"/>
-      </w:tblGrid>
-      <w:tr>
-        <w:tc>
-          <w:tcPr>
-            <w:tcW w:type="dxa" w:w="9524"/>
-            <w:shd w:val="clear" w:fill="F2F2F2"/>
-          </w:tcPr>
-          <w:p>
-            <w:pPr>
-              <w:pStyle w:val="LectureBullet"/>
-            </w:pPr>
-            <w:r/>
-            <w:r>
-              <w:rPr>
-                <w:sz w:val="19"/>
-              </w:rPr>
-              <w:t>【教师动作｜不发言】 指向系列并列与过程证据两张图；强调三步顺序。</w:t>
-            </w:r>
-          </w:p>
-        </w:tc>
-      </w:tr>
-    </w:tbl>
     <w:p>
       <w:pPr>
         <w:pStyle w:val="SpokenText"/>
@@ -2121,36 +1851,6 @@
         <w:t>建议时间：3分钟　｜　课堂功能：二维扩量方法（需点开补充资料A1）</w:t>
       </w:r>
     </w:p>
-    <w:tbl>
-      <w:tblPr>
-        <w:tblStyle w:val="TableGrid"/>
-        <w:tblW w:type="auto" w:w="0"/>
-        <w:tblLook w:firstColumn="1" w:firstRow="1" w:lastColumn="0" w:lastRow="0" w:noHBand="0" w:noVBand="1" w:val="04A0"/>
-      </w:tblPr>
-      <w:tblGrid>
-        <w:gridCol w:w="9524"/>
-      </w:tblGrid>
-      <w:tr>
-        <w:tc>
-          <w:tcPr>
-            <w:tcW w:type="dxa" w:w="9524"/>
-            <w:shd w:val="clear" w:fill="F2F2F2"/>
-          </w:tcPr>
-          <w:p>
-            <w:pPr>
-              <w:pStyle w:val="LectureBullet"/>
-            </w:pPr>
-            <w:r/>
-            <w:r>
-              <w:rPr>
-                <w:sz w:val="19"/>
-              </w:rPr>
-              <w:t>【教师动作｜不发言】 讲到第二步时点开补充资料A1（八个操作动词）投屏约30秒，再返回本页。</w:t>
-            </w:r>
-          </w:p>
-        </w:tc>
-      </w:tr>
-    </w:tbl>
     <w:p>
       <w:pPr>
         <w:pStyle w:val="SpokenText"/>
@@ -2245,36 +1945,6 @@
         <w:t>建议时间：3分钟　｜　课堂功能：立体验证方法与淘汰条件</w:t>
       </w:r>
     </w:p>
-    <w:tbl>
-      <w:tblPr>
-        <w:tblStyle w:val="TableGrid"/>
-        <w:tblW w:type="auto" w:w="0"/>
-        <w:tblLook w:firstColumn="1" w:firstRow="1" w:lastColumn="0" w:lastRow="0" w:noHBand="0" w:noVBand="1" w:val="04A0"/>
-      </w:tblPr>
-      <w:tblGrid>
-        <w:gridCol w:w="9524"/>
-      </w:tblGrid>
-      <w:tr>
-        <w:tc>
-          <w:tcPr>
-            <w:tcW w:type="dxa" w:w="9524"/>
-            <w:shd w:val="clear" w:fill="F2F2F2"/>
-          </w:tcPr>
-          <w:p>
-            <w:pPr>
-              <w:pStyle w:val="LectureBullet"/>
-            </w:pPr>
-            <w:r/>
-            <w:r>
-              <w:rPr>
-                <w:sz w:val="19"/>
-              </w:rPr>
-              <w:t>【教师动作｜不发言】 提醒学生这几张图可以点击放大；在“淘汰条件”一行停顿。</w:t>
-            </w:r>
-          </w:p>
-        </w:tc>
-      </w:tr>
-    </w:tbl>
     <w:p>
       <w:pPr>
         <w:pStyle w:val="SpokenText"/>
@@ -2369,36 +2039,6 @@
         <w:t>建议时间：2.5分钟　｜　课堂功能：品类混成方法（需点开补充资料A2）</w:t>
       </w:r>
     </w:p>
-    <w:tbl>
-      <w:tblPr>
-        <w:tblStyle w:val="TableGrid"/>
-        <w:tblW w:type="auto" w:w="0"/>
-        <w:tblLook w:firstColumn="1" w:firstRow="1" w:lastColumn="0" w:lastRow="0" w:noHBand="0" w:noVBand="1" w:val="04A0"/>
-      </w:tblPr>
-      <w:tblGrid>
-        <w:gridCol w:w="9524"/>
-      </w:tblGrid>
-      <w:tr>
-        <w:tc>
-          <w:tcPr>
-            <w:tcW w:type="dxa" w:w="9524"/>
-            <w:shd w:val="clear" w:fill="F2F2F2"/>
-          </w:tcPr>
-          <w:p>
-            <w:pPr>
-              <w:pStyle w:val="LectureBullet"/>
-            </w:pPr>
-            <w:r/>
-            <w:r>
-              <w:rPr>
-                <w:sz w:val="19"/>
-              </w:rPr>
-              <w:t>【教师动作｜不发言】 先点开补充资料A2投屏约40秒说明五种混成结构，再返回本页讲四步。</w:t>
-            </w:r>
-          </w:p>
-        </w:tc>
-      </w:tr>
-    </w:tbl>
     <w:p>
       <w:pPr>
         <w:pStyle w:val="SpokenText"/>
@@ -2493,36 +2133,6 @@
         <w:t>建议时间：2.5分钟　｜　课堂功能：A/B/C三轴十二格矩阵</w:t>
       </w:r>
     </w:p>
-    <w:tbl>
-      <w:tblPr>
-        <w:tblStyle w:val="TableGrid"/>
-        <w:tblW w:type="auto" w:w="0"/>
-        <w:tblLook w:firstColumn="1" w:firstRow="1" w:lastColumn="0" w:lastRow="0" w:noHBand="0" w:noVBand="1" w:val="04A0"/>
-      </w:tblPr>
-      <w:tblGrid>
-        <w:gridCol w:w="9524"/>
-      </w:tblGrid>
-      <w:tr>
-        <w:tc>
-          <w:tcPr>
-            <w:tcW w:type="dxa" w:w="9524"/>
-            <w:shd w:val="clear" w:fill="F2F2F2"/>
-          </w:tcPr>
-          <w:p>
-            <w:pPr>
-              <w:pStyle w:val="LectureBullet"/>
-            </w:pPr>
-            <w:r/>
-            <w:r>
-              <w:rPr>
-                <w:sz w:val="19"/>
-              </w:rPr>
-              <w:t>【教师动作｜不发言】 先指向“本轮保持不变”四项，再逐行讲A、B、C三轴。</w:t>
-            </w:r>
-          </w:p>
-        </w:tc>
-      </w:tr>
-    </w:tbl>
     <w:p>
       <w:pPr>
         <w:pStyle w:val="SpokenText"/>
@@ -2609,36 +2219,6 @@
         <w:t>建议时间：15分钟　｜　课堂功能：本课时唯一实操</w:t>
       </w:r>
     </w:p>
-    <w:tbl>
-      <w:tblPr>
-        <w:tblStyle w:val="TableGrid"/>
-        <w:tblW w:type="auto" w:w="0"/>
-        <w:tblLook w:firstColumn="1" w:firstRow="1" w:lastColumn="0" w:lastRow="0" w:noHBand="0" w:noVBand="1" w:val="04A0"/>
-      </w:tblPr>
-      <w:tblGrid>
-        <w:gridCol w:w="9524"/>
-      </w:tblGrid>
-      <w:tr>
-        <w:tc>
-          <w:tcPr>
-            <w:tcW w:type="dxa" w:w="9524"/>
-            <w:shd w:val="clear" w:fill="F2F2F2"/>
-          </w:tcPr>
-          <w:p>
-            <w:pPr>
-              <w:pStyle w:val="LectureBullet"/>
-            </w:pPr>
-            <w:r/>
-            <w:r>
-              <w:rPr>
-                <w:sz w:val="19"/>
-              </w:rPr>
-              <w:t>【教师动作｜不发言】 启动15分钟计时器并投影。A、B、C三组各报一次时间，最后统一编号。</w:t>
-            </w:r>
-          </w:p>
-        </w:tc>
-      </w:tr>
-    </w:tbl>
     <w:p>
       <w:pPr>
         <w:pStyle w:val="SpokenText"/>
@@ -2709,36 +2289,6 @@
         <w:t>建议时间：4分钟　｜　课堂功能：受控比较的完整示范（本周核心示范）</w:t>
       </w:r>
     </w:p>
-    <w:tbl>
-      <w:tblPr>
-        <w:tblStyle w:val="TableGrid"/>
-        <w:tblW w:type="auto" w:w="0"/>
-        <w:tblLook w:firstColumn="1" w:firstRow="1" w:lastColumn="0" w:lastRow="0" w:noHBand="0" w:noVBand="1" w:val="04A0"/>
-      </w:tblPr>
-      <w:tblGrid>
-        <w:gridCol w:w="9524"/>
-      </w:tblGrid>
-      <w:tr>
-        <w:tc>
-          <w:tcPr>
-            <w:tcW w:type="dxa" w:w="9524"/>
-            <w:shd w:val="clear" w:fill="F2F2F2"/>
-          </w:tcPr>
-          <w:p>
-            <w:pPr>
-              <w:pStyle w:val="LectureBullet"/>
-            </w:pPr>
-            <w:r/>
-            <w:r>
-              <w:rPr>
-                <w:sz w:val="19"/>
-              </w:rPr>
-              <w:t>【教师动作｜不发言】 逐档讲解，每档都念出“收益／风险／证据／决定”四项；最后念教师追问四句。</w:t>
-            </w:r>
-          </w:p>
-        </w:tc>
-      </w:tr>
-    </w:tbl>
     <w:p>
       <w:pPr>
         <w:pStyle w:val="SpokenText"/>
@@ -2876,36 +2426,6 @@
         <w:t>建议时间：0.5分钟　｜　课堂功能：第2课时开场分隔</w:t>
       </w:r>
     </w:p>
-    <w:tbl>
-      <w:tblPr>
-        <w:tblStyle w:val="TableGrid"/>
-        <w:tblW w:type="auto" w:w="0"/>
-        <w:tblLook w:firstColumn="1" w:firstRow="1" w:lastColumn="0" w:lastRow="0" w:noHBand="0" w:noVBand="1" w:val="04A0"/>
-      </w:tblPr>
-      <w:tblGrid>
-        <w:gridCol w:w="9524"/>
-      </w:tblGrid>
-      <w:tr>
-        <w:tc>
-          <w:tcPr>
-            <w:tcW w:type="dxa" w:w="9524"/>
-            <w:shd w:val="clear" w:fill="F2F2F2"/>
-          </w:tcPr>
-          <w:p>
-            <w:pPr>
-              <w:pStyle w:val="LectureBullet"/>
-            </w:pPr>
-            <w:r/>
-            <w:r>
-              <w:rPr>
-                <w:sz w:val="19"/>
-              </w:rPr>
-              <w:t>【教师动作｜不发言】 不展开，只宣布节奏：案例与方法10分钟、制作17分钟、同伴讲评10分钟、修订与Gate 8分钟。</w:t>
-            </w:r>
-          </w:p>
-        </w:tc>
-      </w:tr>
-    </w:tbl>
     <w:p>
       <w:pPr>
         <w:pStyle w:val="SpokenText"/>
@@ -2968,36 +2488,6 @@
         <w:t>建议时间：2.5分钟　｜　课堂功能：D区验证① 身体边界</w:t>
       </w:r>
     </w:p>
-    <w:tbl>
-      <w:tblPr>
-        <w:tblStyle w:val="TableGrid"/>
-        <w:tblW w:type="auto" w:w="0"/>
-        <w:tblLook w:firstColumn="1" w:firstRow="1" w:lastColumn="0" w:lastRow="0" w:noHBand="0" w:noVBand="1" w:val="04A0"/>
-      </w:tblPr>
-      <w:tblGrid>
-        <w:gridCol w:w="9524"/>
-      </w:tblGrid>
-      <w:tr>
-        <w:tc>
-          <w:tcPr>
-            <w:tcW w:type="dxa" w:w="9524"/>
-            <w:shd w:val="clear" w:fill="F2F2F2"/>
-          </w:tcPr>
-          <w:p>
-            <w:pPr>
-              <w:pStyle w:val="LectureBullet"/>
-            </w:pPr>
-            <w:r/>
-            <w:r>
-              <w:rPr>
-                <w:sz w:val="19"/>
-              </w:rPr>
-              <w:t>【教师动作｜不发言】 指向五套极端体积案例；说明图片可点击放大。</w:t>
-            </w:r>
-          </w:p>
-        </w:tc>
-      </w:tr>
-    </w:tbl>
     <w:p>
       <w:pPr>
         <w:pStyle w:val="SpokenText"/>
@@ -3076,36 +2566,6 @@
         <w:t>建议时间：2.5分钟　｜　课堂功能：D区验证② 材料选择</w:t>
       </w:r>
     </w:p>
-    <w:tbl>
-      <w:tblPr>
-        <w:tblStyle w:val="TableGrid"/>
-        <w:tblW w:type="auto" w:w="0"/>
-        <w:tblLook w:firstColumn="1" w:firstRow="1" w:lastColumn="0" w:lastRow="0" w:noHBand="0" w:noVBand="1" w:val="04A0"/>
-      </w:tblPr>
-      <w:tblGrid>
-        <w:gridCol w:w="9524"/>
-      </w:tblGrid>
-      <w:tr>
-        <w:tc>
-          <w:tcPr>
-            <w:tcW w:type="dxa" w:w="9524"/>
-            <w:shd w:val="clear" w:fill="F2F2F2"/>
-          </w:tcPr>
-          <w:p>
-            <w:pPr>
-              <w:pStyle w:val="LectureBullet"/>
-            </w:pPr>
-            <w:r/>
-            <w:r>
-              <w:rPr>
-                <w:sz w:val="19"/>
-              </w:rPr>
-              <w:t>【教师动作｜不发言】 强调顺序：先身体距离与支撑方式，再判断材料。</w:t>
-            </w:r>
-          </w:p>
-        </w:tc>
-      </w:tr>
-    </w:tbl>
     <w:p>
       <w:pPr>
         <w:pStyle w:val="SpokenText"/>
@@ -3184,36 +2644,6 @@
         <w:t>建议时间：2分钟　｜　课堂功能：材料协同的观察</w:t>
       </w:r>
     </w:p>
-    <w:tbl>
-      <w:tblPr>
-        <w:tblStyle w:val="TableGrid"/>
-        <w:tblW w:type="auto" w:w="0"/>
-        <w:tblLook w:firstColumn="1" w:firstRow="1" w:lastColumn="0" w:lastRow="0" w:noHBand="0" w:noVBand="1" w:val="04A0"/>
-      </w:tblPr>
-      <w:tblGrid>
-        <w:gridCol w:w="9524"/>
-      </w:tblGrid>
-      <w:tr>
-        <w:tc>
-          <w:tcPr>
-            <w:tcW w:type="dxa" w:w="9524"/>
-            <w:shd w:val="clear" w:fill="F2F2F2"/>
-          </w:tcPr>
-          <w:p>
-            <w:pPr>
-              <w:pStyle w:val="LectureBullet"/>
-            </w:pPr>
-            <w:r/>
-            <w:r>
-              <w:rPr>
-                <w:sz w:val="19"/>
-              </w:rPr>
-              <w:t>【教师动作｜不发言】 指向五套；请学生找“固定位置、释放方向、体量”三项的变化。</w:t>
-            </w:r>
-          </w:p>
-        </w:tc>
-      </w:tr>
-    </w:tbl>
     <w:p>
       <w:pPr>
         <w:pStyle w:val="SpokenText"/>
@@ -3284,36 +2714,6 @@
         <w:t>建议时间：2.5分钟　｜　课堂功能：失败诊断与最小修复</w:t>
       </w:r>
     </w:p>
-    <w:tbl>
-      <w:tblPr>
-        <w:tblStyle w:val="TableGrid"/>
-        <w:tblW w:type="auto" w:w="0"/>
-        <w:tblLook w:firstColumn="1" w:firstRow="1" w:lastColumn="0" w:lastRow="0" w:noHBand="0" w:noVBand="1" w:val="04A0"/>
-      </w:tblPr>
-      <w:tblGrid>
-        <w:gridCol w:w="9524"/>
-      </w:tblGrid>
-      <w:tr>
-        <w:tc>
-          <w:tcPr>
-            <w:tcW w:type="dxa" w:w="9524"/>
-            <w:shd w:val="clear" w:fill="F2F2F2"/>
-          </w:tcPr>
-          <w:p>
-            <w:pPr>
-              <w:pStyle w:val="LectureBullet"/>
-            </w:pPr>
-            <w:r/>
-            <w:r>
-              <w:rPr>
-                <w:sz w:val="19"/>
-              </w:rPr>
-              <w:t>【教师动作｜不发言】 沿“基准型→错误→修复”横向读；只详讲第一行，其余请学生自查。</w:t>
-            </w:r>
-          </w:p>
-        </w:tc>
-      </w:tr>
-    </w:tbl>
     <w:p>
       <w:pPr>
         <w:pStyle w:val="SpokenText"/>
@@ -3392,36 +2792,6 @@
         <w:t>建议时间：3分钟　｜　课堂功能：预选三条标准</w:t>
       </w:r>
     </w:p>
-    <w:tbl>
-      <w:tblPr>
-        <w:tblStyle w:val="TableGrid"/>
-        <w:tblW w:type="auto" w:w="0"/>
-        <w:tblLook w:firstColumn="1" w:firstRow="1" w:lastColumn="0" w:lastRow="0" w:noHBand="0" w:noVBand="1" w:val="04A0"/>
-      </w:tblPr>
-      <w:tblGrid>
-        <w:gridCol w:w="9524"/>
-      </w:tblGrid>
-      <w:tr>
-        <w:tc>
-          <w:tcPr>
-            <w:tcW w:type="dxa" w:w="9524"/>
-            <w:shd w:val="clear" w:fill="F2F2F2"/>
-          </w:tcPr>
-          <w:p>
-            <w:pPr>
-              <w:pStyle w:val="LectureBullet"/>
-            </w:pPr>
-            <w:r/>
-            <w:r>
-              <w:rPr>
-                <w:sz w:val="19"/>
-              </w:rPr>
-              <w:t>【教师动作｜不发言】 指向十二格与三条筛选标准；强调“现在只决定谁值得进入身体测试”。</w:t>
-            </w:r>
-          </w:p>
-        </w:tc>
-      </w:tr>
-    </w:tbl>
     <w:p>
       <w:pPr>
         <w:pStyle w:val="SpokenText"/>
@@ -3500,36 +2870,6 @@
         <w:t>建议时间：20分钟　｜　课堂功能：本周主要产出</w:t>
       </w:r>
     </w:p>
-    <w:tbl>
-      <w:tblPr>
-        <w:tblStyle w:val="TableGrid"/>
-        <w:tblW w:type="auto" w:w="0"/>
-        <w:tblLook w:firstColumn="1" w:firstRow="1" w:lastColumn="0" w:lastRow="0" w:noHBand="0" w:noVBand="1" w:val="04A0"/>
-      </w:tblPr>
-      <w:tblGrid>
-        <w:gridCol w:w="9524"/>
-      </w:tblGrid>
-      <w:tr>
-        <w:tc>
-          <w:tcPr>
-            <w:tcW w:type="dxa" w:w="9524"/>
-            <w:shd w:val="clear" w:fill="F2F2F2"/>
-          </w:tcPr>
-          <w:p>
-            <w:pPr>
-              <w:pStyle w:val="LectureBullet"/>
-            </w:pPr>
-            <w:r/>
-            <w:r>
-              <w:rPr>
-                <w:sz w:val="19"/>
-              </w:rPr>
-              <w:t>【教师动作｜不发言】 启动20分钟计时器并投影。提醒每件都要拍正、侧、背与动作四张。</w:t>
-            </w:r>
-          </w:p>
-        </w:tc>
-      </w:tr>
-    </w:tbl>
     <w:p>
       <w:pPr>
         <w:pStyle w:val="SpokenText"/>
@@ -3608,36 +2948,6 @@
         <w:t>建议时间：8分钟　｜　课堂功能：两人一组的证据式讲评</w:t>
       </w:r>
     </w:p>
-    <w:tbl>
-      <w:tblPr>
-        <w:tblStyle w:val="TableGrid"/>
-        <w:tblW w:type="auto" w:w="0"/>
-        <w:tblLook w:firstColumn="1" w:firstRow="1" w:lastColumn="0" w:lastRow="0" w:noHBand="0" w:noVBand="1" w:val="04A0"/>
-      </w:tblPr>
-      <w:tblGrid>
-        <w:gridCol w:w="9524"/>
-      </w:tblGrid>
-      <w:tr>
-        <w:tc>
-          <w:tcPr>
-            <w:tcW w:type="dxa" w:w="9524"/>
-            <w:shd w:val="clear" w:fill="F2F2F2"/>
-          </w:tcPr>
-          <w:p>
-            <w:pPr>
-              <w:pStyle w:val="LectureBullet"/>
-            </w:pPr>
-            <w:r/>
-            <w:r>
-              <w:rPr>
-                <w:sz w:val="19"/>
-              </w:rPr>
-              <w:t>【教师动作｜不发言】 两人一组，启动8分钟计时；提醒提问者必须指向板上证据。</w:t>
-            </w:r>
-          </w:p>
-        </w:tc>
-      </w:tr>
-    </w:tbl>
     <w:p>
       <w:pPr>
         <w:pStyle w:val="SpokenText"/>
@@ -3708,36 +3018,6 @@
         <w:t>建议时间：2分钟　｜　课堂功能：下周方法与家族角色</w:t>
       </w:r>
     </w:p>
-    <w:tbl>
-      <w:tblPr>
-        <w:tblStyle w:val="TableGrid"/>
-        <w:tblW w:type="auto" w:w="0"/>
-        <w:tblLook w:firstColumn="1" w:firstRow="1" w:lastColumn="0" w:lastRow="0" w:noHBand="0" w:noVBand="1" w:val="04A0"/>
-      </w:tblPr>
-      <w:tblGrid>
-        <w:gridCol w:w="9524"/>
-      </w:tblGrid>
-      <w:tr>
-        <w:tc>
-          <w:tcPr>
-            <w:tcW w:type="dxa" w:w="9524"/>
-            <w:shd w:val="clear" w:fill="F2F2F2"/>
-          </w:tcPr>
-          <w:p>
-            <w:pPr>
-              <w:pStyle w:val="LectureBullet"/>
-            </w:pPr>
-            <w:r/>
-            <w:r>
-              <w:rPr>
-                <w:sz w:val="19"/>
-              </w:rPr>
-              <w:t>【教师动作｜不发言】 指向主家族与两个过渡强调家族的关系。</w:t>
-            </w:r>
-          </w:p>
-        </w:tc>
-      </w:tr>
-    </w:tbl>
     <w:p>
       <w:pPr>
         <w:pStyle w:val="SpokenText"/>
@@ -3808,36 +3088,6 @@
         <w:t>建议时间：2分钟　｜　课堂功能：本周收束、成果检查与提交</w:t>
       </w:r>
     </w:p>
-    <w:tbl>
-      <w:tblPr>
-        <w:tblStyle w:val="TableGrid"/>
-        <w:tblW w:type="auto" w:w="0"/>
-        <w:tblLook w:firstColumn="1" w:firstRow="1" w:lastColumn="0" w:lastRow="0" w:noHBand="0" w:noVBand="1" w:val="04A0"/>
-      </w:tblPr>
-      <w:tblGrid>
-        <w:gridCol w:w="9524"/>
-      </w:tblGrid>
-      <w:tr>
-        <w:tc>
-          <w:tcPr>
-            <w:tcW w:type="dxa" w:w="9524"/>
-            <w:shd w:val="clear" w:fill="F2F2F2"/>
-          </w:tcPr>
-          <w:p>
-            <w:pPr>
-              <w:pStyle w:val="LectureBullet"/>
-            </w:pPr>
-            <w:r/>
-            <w:r>
-              <w:rPr>
-                <w:sz w:val="19"/>
-              </w:rPr>
-              <w:t>【教师动作｜不发言】 投影句式，等待全班写完再下课；念成果检查四项与下课前提交。</w:t>
-            </w:r>
-          </w:p>
-        </w:tc>
-      </w:tr>
-    </w:tbl>
     <w:p>
       <w:pPr>
         <w:pStyle w:val="SpokenText"/>

--- a/docs/jiangao/《女装设计III》第06周_中国大陆课堂完整讲稿_中文.docx
+++ b/docs/jiangao/《女装设计III》第06周_中国大陆课堂完整讲稿_中文.docx
@@ -175,6 +175,14 @@
       </w:pPr>
       <w:r>
         <w:t>今天有一个术语要统一。上周你们写的“不变项”，这周叫“**不变条件**”。这是同一件事，换了工作位置：上周它是“提取时不能丢的东西”，这周它是“改变时不能破坏的东西”。今天全程使用“不变条件”这个说法。</w:t>
+      </w:r>
+    </w:p>
+    <w:p>
+      <w:pPr>
+        <w:pStyle w:val="SpokenText"/>
+      </w:pPr>
+      <w:r>
+        <w:t xml:space="preserve">今天还会反复出现三个词：“受控实验、单变量、系列节奏”。受控实验的规矩只有一条——一次只改一个地方，其余全部锁死。做不到这一条，就说不清是哪一步起了作用。</w:t>
       </w:r>
     </w:p>
     <w:p>

--- a/docs/jiangao/《女装设计III》第06周_中国大陆课堂完整讲稿_中文.docx
+++ b/docs/jiangao/《女装设计III》第06周_中国大陆课堂完整讲稿_中文.docx
@@ -1071,7 +1071,7 @@
         <w:pStyle w:val="LectureBullet"/>
       </w:pPr>
       <w:r>
-        <w:t>• 学生：上周分解板与三个家族说明、六个立体测试记录照片、两张核心元素卡、A5纸12张以上、描图纸、剪刀、胶带、别针、基础白坯布或替代材料。</w:t>
+        <w:t>• 学生：上周分解板与三个家族说明、六个立体测试记录照片、两张核心元素卡、A5纸12张以上、描图纸、剪刀、胶带、别针、基础人体比例稿模板。</w:t>
       </w:r>
     </w:p>
     <w:p>
@@ -1216,7 +1216,7 @@
         <w:pStyle w:val="SpokenText"/>
       </w:pPr>
       <w:r>
-        <w:t>第五到第八周是提取和验证阶段。上周提取元素，这周变形，第七周做春夏系列策划第一版，第八周是Gate 2白坯样衣和中期评审。</w:t>
+        <w:t>第五到第八周是提取和验证阶段。上周提取元素，这周变形，第七周做春夏系列策划第一版，第八周是Gate 2款式图和中期评审。</w:t>
       </w:r>
     </w:p>
     <w:p>
@@ -1224,7 +1224,7 @@
         <w:pStyle w:val="SpokenText"/>
       </w:pPr>
       <w:r>
-        <w:t>所以今天做的十二个变体，第七周要从里面挑出五套；第八周要把其中两套做成白坯。链条很短，今天写不清楚，两周后就补不回来。</w:t>
+        <w:t>所以今天做的十二个变体，第七周要从里面挑出五套；第八周要把其中两套做成款式图。链条很短，今天写不清楚，两周后就补不回来。</w:t>
       </w:r>
     </w:p>
     <w:tbl>
@@ -1958,7 +1958,7 @@
         <w:pStyle w:val="SpokenText"/>
       </w:pPr>
       <w:r>
-        <w:t>从上一页圈选的三个方向出发，用同一比例、同一白坯布快速验证。此时不追求成衣完成度——请记住这句话，很多同学在这一步开始做精工，那是浪费时间。</w:t>
+        <w:t>从上一页圈选的三个方向出发，用同一比例、同一纸快速验证。此时不追求成衣完成度——请记住这句话，很多同学在这一步开始做精工，那是浪费时间。</w:t>
       </w:r>
     </w:p>
     <w:p>
@@ -1974,7 +1974,7 @@
         <w:pStyle w:val="SpokenText"/>
       </w:pPr>
       <w:r>
-        <w:t>五步：第一，选择三个纸面方向，三个方向必须属于不同家族。第二，统一材料和比例，使用同克重白坯布和同一人台。</w:t>
+        <w:t>五步：第一，选择三个纸面方向，三个方向必须属于不同家族。第二，统一材料和比例，使用同克重纸和同一人台。</w:t>
       </w:r>
     </w:p>
     <w:p>
@@ -1998,7 +1998,7 @@
         <w:pStyle w:val="SpokenText"/>
       </w:pPr>
       <w:r>
-        <w:t>课堂证据是：三个白坯实验乘正面、侧面、背面、动作，等于十二张记录照片。</w:t>
+        <w:t>课堂证据是：三个款式图实验乘正面、侧面、背面、动作，等于十二张记录照片。</w:t>
       </w:r>
     </w:p>
     <w:tbl>
@@ -2899,7 +2899,7 @@
         <w:pStyle w:val="SpokenText"/>
       </w:pPr>
       <w:r>
-        <w:t>每件都要：统一白坯和人台，标出支点，做固定加释放，然后拍正面、侧面、背面和动作四张照片。</w:t>
+        <w:t>每件都要：统一款式图和人台，标出支点，做固定加释放，然后拍正面、侧面、背面和动作四张照片。</w:t>
       </w:r>
     </w:p>
     <w:p>
@@ -3215,7 +3215,7 @@
         <w:pStyle w:val="LectureBullet"/>
       </w:pPr>
       <w:r>
-        <w:t>• 秀场图只支持形式观察，不能替代白坯、重力与动作测试。</w:t>
+        <w:t>• 秀场图只支持形式观察，不能替代材料小样、重力与动作测试。</w:t>
       </w:r>
     </w:p>
     <w:p>
